--- a/business_documents/PECH_QUOTATION.docx
+++ b/business_documents/PECH_QUOTATION.docx
@@ -2,21 +2,108 @@
 <file path=word/document.xml><?xml version="1.0" encoding="utf-8"?>
 <w:document xmlns:w="http://schemas.openxmlformats.org/wordprocessingml/2006/main" xmlns:m="http://schemas.openxmlformats.org/officeDocument/2006/math" xmlns:r="http://schemas.openxmlformats.org/officeDocument/2006/relationships" xmlns:o="urn:schemas-microsoft-com:office:office" xmlns:v="urn:schemas-microsoft-com:vml" xmlns:w10="urn:schemas-microsoft-com:office:word" xmlns:a="http://schemas.openxmlformats.org/drawingml/2006/main" xmlns:pic="http://schemas.openxmlformats.org/drawingml/2006/picture" xmlns:wp="http://schemas.openxmlformats.org/drawingml/2006/wordprocessingDrawing">
   <w:body>
+    <w:p>
+      <w:pPr>
+        <w:pBdr>
+          <w:top w:val="single" w:sz="12" w:space="1" w:color="00BFFF"/>
+          <w:bottom w:val="single" w:sz="36" w:space="0" w:color="F5A623"/>
+        </w:pBdr>
+        <w:spacing w:before="0" w:after="240"/>
+      </w:pPr>
+    </w:p>
+    <w:p>
+      <w:pPr>
+        <w:pBdr>
+          <w:bottom w:val="single" w:sz="6" w:space="1" w:color="00BFFF"/>
+        </w:pBdr>
+        <w:spacing w:before="0" w:after="120"/>
+      </w:pPr>
+    </w:p>
+    <w:p>
+      <w:pPr>
+        <w:jc w:val="center"/>
+        <w:spacing w:before="0" w:after="60"/>
+      </w:pPr>
+      <w:r>
+        <w:rPr>
+          <w:i/>
+          <w:color w:val="E08A00"/>
+          <w:sz w:val="18"/>
+          <w:szCs w:val="18"/>
+        </w:rPr>
+        <w:t>Technology &amp; Infrastructure Enablers for Africa</w:t>
+      </w:r>
+    </w:p>
+    <w:p>
+      <w:pPr>
+        <w:jc w:val="center"/>
+        <w:spacing w:before="200" w:after="40"/>
+      </w:pPr>
+      <w:r>
+        <w:rPr>
+          <w:b/>
+          <w:color w:val="0099CC"/>
+          <w:sz w:val="28"/>
+          <w:szCs w:val="28"/>
+        </w:rPr>
+        <w:t>PECH GROUP HOLDINGS LTD</w:t>
+      </w:r>
+    </w:p>
+    <w:p>
+      <w:pPr>
+        <w:pBdr>
+          <w:top w:val="single" w:sz="36" w:space="0" w:color="F5A623"/>
+          <w:bottom w:val="single" w:sz="12" w:space="1" w:color="00BFFF"/>
+        </w:pBdr>
+        <w:spacing w:after="0"/>
+      </w:pPr>
+    </w:p>
     <w:bookmarkStart w:id="34" w:name="pech-group-holdings-ltd"/>
     <w:p>
       <w:pPr>
         <w:pStyle w:val="Heading1"/>
-      </w:pPr>
-      <w:r>
+        <w:rPr>
+          <w:color w:val="0099CC"/>
+        </w:rPr>
+        <w:pBdr>
+          <w:bottom w:val="single" w:sz="18" w:space="2" w:color="F5A623"/>
+        </w:pBdr>
+      </w:pPr>
+      <w:r>
+        <w:rPr>
+          <w:b/>
+          <w:color w:val="0099CC"/>
+          <w:sz w:val="44"/>
+        </w:rPr>
         <w:t xml:space="preserve">PECH GROUP HOLDINGS LTD</w:t>
       </w:r>
     </w:p>
     <w:bookmarkStart w:id="22" w:name="quotation"/>
     <w:p>
       <w:pPr>
+        <w:pBdr>
+          <w:top w:val="single" w:sz="18" w:space="1" w:color="F5A623"/>
+          <w:bottom w:val="single" w:sz="6" w:space="1" w:color="0099CC"/>
+        </w:pBdr>
+        <w:spacing w:before="200" w:after="200"/>
+      </w:pPr>
+    </w:p>
+    <w:p>
+      <w:pPr>
         <w:pStyle w:val="Heading2"/>
-      </w:pPr>
-      <w:r>
+        <w:rPr>
+          <w:color w:val="0099CC"/>
+        </w:rPr>
+        <w:pBdr>
+          <w:bottom w:val="single" w:sz="6" w:space="2" w:color="00BFFF"/>
+        </w:pBdr>
+      </w:pPr>
+      <w:r>
+        <w:rPr>
+          <w:b/>
+          <w:color w:val="0099CC"/>
+          <w:sz w:val="32"/>
+        </w:rPr>
         <w:t xml:space="preserve">QUOTATION</w:t>
       </w:r>
     </w:p>
@@ -24,8 +111,16 @@
     <w:p>
       <w:pPr>
         <w:pStyle w:val="Heading3"/>
-      </w:pPr>
-      <w:r>
+        <w:rPr>
+          <w:color w:val="E08A00"/>
+        </w:rPr>
+      </w:pPr>
+      <w:r>
+        <w:rPr>
+          <w:b/>
+          <w:color w:val="E08A00"/>
+          <w:sz w:val="26"/>
+        </w:rPr>
         <w:t xml:space="preserve">CONFIDENTIAL</w:t>
       </w:r>
     </w:p>
@@ -83,9 +178,29 @@
     <w:bookmarkStart w:id="23" w:name="quotation-details"/>
     <w:p>
       <w:pPr>
+        <w:pBdr>
+          <w:top w:val="single" w:sz="18" w:space="1" w:color="F5A623"/>
+          <w:bottom w:val="single" w:sz="6" w:space="1" w:color="0099CC"/>
+        </w:pBdr>
+        <w:spacing w:before="200" w:after="200"/>
+      </w:pPr>
+    </w:p>
+    <w:p>
+      <w:pPr>
         <w:pStyle w:val="Heading2"/>
-      </w:pPr>
-      <w:r>
+        <w:rPr>
+          <w:color w:val="0099CC"/>
+        </w:rPr>
+        <w:pBdr>
+          <w:bottom w:val="single" w:sz="6" w:space="2" w:color="00BFFF"/>
+        </w:pBdr>
+      </w:pPr>
+      <w:r>
+        <w:rPr>
+          <w:b/>
+          <w:color w:val="0099CC"/>
+          <w:sz w:val="32"/>
+        </w:rPr>
         <w:t xml:space="preserve">QUOTATION DETAILS</w:t>
       </w:r>
     </w:p>
@@ -95,6 +210,14 @@
         <w:tblW w:type="auto" w:w="0"/>
         <w:tblLook w:firstRow="1" w:lastRow="0" w:firstColumn="0" w:lastColumn="0" w:noHBand="0" w:noVBand="0" w:val="0020"/>
         <w:jc w:val="start"/>
+        <w:tblBorders>
+          <w:top w:val="single" w:sz="4" w:space="0" w:color="B0D4E8"/>
+          <w:left w:val="single" w:sz="4" w:space="0" w:color="B0D4E8"/>
+          <w:bottom w:val="single" w:sz="4" w:space="0" w:color="B0D4E8"/>
+          <w:right w:val="single" w:sz="4" w:space="0" w:color="B0D4E8"/>
+          <w:insideH w:val="single" w:sz="4" w:space="0" w:color="B0D4E8"/>
+          <w:insideV w:val="single" w:sz="4" w:space="0" w:color="B0D4E8"/>
+        </w:tblBorders>
       </w:tblPr>
       <w:tblGrid>
         <w:gridCol w:w="3960"/>
@@ -105,25 +228,39 @@
           <w:tblHeader w:val="true"/>
         </w:trPr>
         <w:tc>
-          <w:tcPr/>
-          <w:p>
-            <w:pPr>
-              <w:pStyle w:val="Compact"/>
-              <w:jc w:val="left"/>
-            </w:pPr>
-            <w:r>
+          <w:tcPr>
+            <w:shd w:fill="0099CC" w:val="clear"/>
+          </w:tcPr>
+          <w:p>
+            <w:pPr>
+              <w:pStyle w:val="Compact"/>
+              <w:jc w:val="left"/>
+            </w:pPr>
+            <w:r>
+              <w:rPr>
+                <w:b/>
+                <w:color w:val="FFFFFF"/>
+                <w:sz w:val="20"/>
+              </w:rPr>
               <w:t xml:space="preserve">Field</w:t>
             </w:r>
           </w:p>
         </w:tc>
         <w:tc>
-          <w:tcPr/>
-          <w:p>
-            <w:pPr>
-              <w:pStyle w:val="Compact"/>
-              <w:jc w:val="left"/>
-            </w:pPr>
-            <w:r>
+          <w:tcPr>
+            <w:shd w:fill="0099CC" w:val="clear"/>
+          </w:tcPr>
+          <w:p>
+            <w:pPr>
+              <w:pStyle w:val="Compact"/>
+              <w:jc w:val="left"/>
+            </w:pPr>
+            <w:r>
+              <w:rPr>
+                <w:b/>
+                <w:color w:val="FFFFFF"/>
+                <w:sz w:val="20"/>
+              </w:rPr>
               <w:t xml:space="preserve">Details</w:t>
             </w:r>
           </w:p>
@@ -131,7 +268,9 @@
       </w:tr>
       <w:tr>
         <w:tc>
-          <w:tcPr/>
+          <w:tcPr>
+            <w:shd w:fill="FFFFFF" w:val="clear"/>
+          </w:tcPr>
           <w:p>
             <w:pPr>
               <w:pStyle w:val="Compact"/>
@@ -141,19 +280,27 @@
               <w:rPr>
                 <w:bCs/>
                 <w:b/>
+                <w:color w:val="1A1A1A"/>
+                <w:sz w:val="19"/>
               </w:rPr>
               <w:t xml:space="preserve">Quotation Reference No.:</w:t>
             </w:r>
           </w:p>
         </w:tc>
         <w:tc>
-          <w:tcPr/>
-          <w:p>
-            <w:pPr>
-              <w:pStyle w:val="Compact"/>
-              <w:jc w:val="left"/>
-            </w:pPr>
-            <w:r>
+          <w:tcPr>
+            <w:shd w:fill="FFFFFF" w:val="clear"/>
+          </w:tcPr>
+          <w:p>
+            <w:pPr>
+              <w:pStyle w:val="Compact"/>
+              <w:jc w:val="left"/>
+            </w:pPr>
+            <w:r>
+              <w:rPr>
+                <w:color w:val="1A1A1A"/>
+                <w:sz w:val="19"/>
+              </w:rPr>
               <w:t xml:space="preserve">QTN-________-________</w:t>
             </w:r>
           </w:p>
@@ -161,7 +308,9 @@
       </w:tr>
       <w:tr>
         <w:tc>
-          <w:tcPr/>
+          <w:tcPr>
+            <w:shd w:fill="E8F8FF" w:val="clear"/>
+          </w:tcPr>
           <w:p>
             <w:pPr>
               <w:pStyle w:val="Compact"/>
@@ -171,19 +320,27 @@
               <w:rPr>
                 <w:bCs/>
                 <w:b/>
+                <w:color w:val="1A1A1A"/>
+                <w:sz w:val="19"/>
               </w:rPr>
               <w:t xml:space="preserve">Date:</w:t>
             </w:r>
           </w:p>
         </w:tc>
         <w:tc>
-          <w:tcPr/>
-          <w:p>
-            <w:pPr>
-              <w:pStyle w:val="Compact"/>
-              <w:jc w:val="left"/>
-            </w:pPr>
-            <w:r>
+          <w:tcPr>
+            <w:shd w:fill="E8F8FF" w:val="clear"/>
+          </w:tcPr>
+          <w:p>
+            <w:pPr>
+              <w:pStyle w:val="Compact"/>
+              <w:jc w:val="left"/>
+            </w:pPr>
+            <w:r>
+              <w:rPr>
+                <w:color w:val="1A1A1A"/>
+                <w:sz w:val="19"/>
+              </w:rPr>
               <w:t xml:space="preserve">______ / ______ / __________ (DD/MM/YYYY)</w:t>
             </w:r>
           </w:p>
@@ -191,7 +348,9 @@
       </w:tr>
       <w:tr>
         <w:tc>
-          <w:tcPr/>
+          <w:tcPr>
+            <w:shd w:fill="FFFFFF" w:val="clear"/>
+          </w:tcPr>
           <w:p>
             <w:pPr>
               <w:pStyle w:val="Compact"/>
@@ -201,19 +360,27 @@
               <w:rPr>
                 <w:bCs/>
                 <w:b/>
+                <w:color w:val="1A1A1A"/>
+                <w:sz w:val="19"/>
               </w:rPr>
               <w:t xml:space="preserve">Valid Until:</w:t>
             </w:r>
           </w:p>
         </w:tc>
         <w:tc>
-          <w:tcPr/>
-          <w:p>
-            <w:pPr>
-              <w:pStyle w:val="Compact"/>
-              <w:jc w:val="left"/>
-            </w:pPr>
-            <w:r>
+          <w:tcPr>
+            <w:shd w:fill="FFFFFF" w:val="clear"/>
+          </w:tcPr>
+          <w:p>
+            <w:pPr>
+              <w:pStyle w:val="Compact"/>
+              <w:jc w:val="left"/>
+            </w:pPr>
+            <w:r>
+              <w:rPr>
+                <w:color w:val="1A1A1A"/>
+                <w:sz w:val="19"/>
+              </w:rPr>
               <w:t xml:space="preserve">______ / ______ / __________ (DD/MM/YYYY)</w:t>
             </w:r>
           </w:p>
@@ -221,7 +388,9 @@
       </w:tr>
       <w:tr>
         <w:tc>
-          <w:tcPr/>
+          <w:tcPr>
+            <w:shd w:fill="E8F8FF" w:val="clear"/>
+          </w:tcPr>
           <w:p>
             <w:pPr>
               <w:pStyle w:val="Compact"/>
@@ -231,19 +400,27 @@
               <w:rPr>
                 <w:bCs/>
                 <w:b/>
+                <w:color w:val="1A1A1A"/>
+                <w:sz w:val="19"/>
               </w:rPr>
               <w:t xml:space="preserve">Validity Period:</w:t>
             </w:r>
           </w:p>
         </w:tc>
         <w:tc>
-          <w:tcPr/>
-          <w:p>
-            <w:pPr>
-              <w:pStyle w:val="Compact"/>
-              <w:jc w:val="left"/>
-            </w:pPr>
-            <w:r>
+          <w:tcPr>
+            <w:shd w:fill="E8F8FF" w:val="clear"/>
+          </w:tcPr>
+          <w:p>
+            <w:pPr>
+              <w:pStyle w:val="Compact"/>
+              <w:jc w:val="left"/>
+            </w:pPr>
+            <w:r>
+              <w:rPr>
+                <w:color w:val="1A1A1A"/>
+                <w:sz w:val="19"/>
+              </w:rPr>
               <w:t xml:space="preserve">Thirty (30) calendar days from date of issue</w:t>
             </w:r>
           </w:p>
@@ -251,7 +428,9 @@
       </w:tr>
       <w:tr>
         <w:tc>
-          <w:tcPr/>
+          <w:tcPr>
+            <w:shd w:fill="FFFFFF" w:val="clear"/>
+          </w:tcPr>
           <w:p>
             <w:pPr>
               <w:pStyle w:val="Compact"/>
@@ -261,19 +440,27 @@
               <w:rPr>
                 <w:bCs/>
                 <w:b/>
+                <w:color w:val="1A1A1A"/>
+                <w:sz w:val="19"/>
               </w:rPr>
               <w:t xml:space="preserve">Project/Reference:</w:t>
             </w:r>
           </w:p>
         </w:tc>
         <w:tc>
-          <w:tcPr/>
-          <w:p>
-            <w:pPr>
-              <w:pStyle w:val="Compact"/>
-              <w:jc w:val="left"/>
-            </w:pPr>
-            <w:r>
+          <w:tcPr>
+            <w:shd w:fill="FFFFFF" w:val="clear"/>
+          </w:tcPr>
+          <w:p>
+            <w:pPr>
+              <w:pStyle w:val="Compact"/>
+              <w:jc w:val="left"/>
+            </w:pPr>
+            <w:r>
+              <w:rPr>
+                <w:color w:val="1A1A1A"/>
+                <w:sz w:val="19"/>
+              </w:rPr>
               <w:t xml:space="preserve">__________________________________________</w:t>
             </w:r>
           </w:p>
@@ -291,9 +478,29 @@
     <w:bookmarkStart w:id="24" w:name="client-information"/>
     <w:p>
       <w:pPr>
+        <w:pBdr>
+          <w:top w:val="single" w:sz="18" w:space="1" w:color="F5A623"/>
+          <w:bottom w:val="single" w:sz="6" w:space="1" w:color="0099CC"/>
+        </w:pBdr>
+        <w:spacing w:before="200" w:after="200"/>
+      </w:pPr>
+    </w:p>
+    <w:p>
+      <w:pPr>
         <w:pStyle w:val="Heading2"/>
-      </w:pPr>
-      <w:r>
+        <w:rPr>
+          <w:color w:val="0099CC"/>
+        </w:rPr>
+        <w:pBdr>
+          <w:bottom w:val="single" w:sz="6" w:space="2" w:color="00BFFF"/>
+        </w:pBdr>
+      </w:pPr>
+      <w:r>
+        <w:rPr>
+          <w:b/>
+          <w:color w:val="0099CC"/>
+          <w:sz w:val="32"/>
+        </w:rPr>
         <w:t xml:space="preserve">CLIENT INFORMATION</w:t>
       </w:r>
     </w:p>
@@ -303,6 +510,14 @@
         <w:tblW w:type="pct" w:w="5000"/>
         <w:tblLook w:firstRow="1" w:lastRow="0" w:firstColumn="0" w:lastColumn="0" w:noHBand="0" w:noVBand="0" w:val="0020"/>
         <w:jc w:val="start"/>
+        <w:tblBorders>
+          <w:top w:val="single" w:sz="4" w:space="0" w:color="B0D4E8"/>
+          <w:left w:val="single" w:sz="4" w:space="0" w:color="B0D4E8"/>
+          <w:bottom w:val="single" w:sz="4" w:space="0" w:color="B0D4E8"/>
+          <w:right w:val="single" w:sz="4" w:space="0" w:color="B0D4E8"/>
+          <w:insideH w:val="single" w:sz="4" w:space="0" w:color="B0D4E8"/>
+          <w:insideV w:val="single" w:sz="4" w:space="0" w:color="B0D4E8"/>
+        </w:tblBorders>
       </w:tblPr>
       <w:tblGrid>
         <w:gridCol w:w="3960"/>
@@ -313,25 +528,39 @@
           <w:tblHeader w:val="true"/>
         </w:trPr>
         <w:tc>
-          <w:tcPr/>
-          <w:p>
-            <w:pPr>
-              <w:pStyle w:val="Compact"/>
-              <w:jc w:val="left"/>
-            </w:pPr>
-            <w:r>
+          <w:tcPr>
+            <w:shd w:fill="0099CC" w:val="clear"/>
+          </w:tcPr>
+          <w:p>
+            <w:pPr>
+              <w:pStyle w:val="Compact"/>
+              <w:jc w:val="left"/>
+            </w:pPr>
+            <w:r>
+              <w:rPr>
+                <w:b/>
+                <w:color w:val="FFFFFF"/>
+                <w:sz w:val="20"/>
+              </w:rPr>
               <w:t xml:space="preserve">Field</w:t>
             </w:r>
           </w:p>
         </w:tc>
         <w:tc>
-          <w:tcPr/>
-          <w:p>
-            <w:pPr>
-              <w:pStyle w:val="Compact"/>
-              <w:jc w:val="left"/>
-            </w:pPr>
-            <w:r>
+          <w:tcPr>
+            <w:shd w:fill="0099CC" w:val="clear"/>
+          </w:tcPr>
+          <w:p>
+            <w:pPr>
+              <w:pStyle w:val="Compact"/>
+              <w:jc w:val="left"/>
+            </w:pPr>
+            <w:r>
+              <w:rPr>
+                <w:b/>
+                <w:color w:val="FFFFFF"/>
+                <w:sz w:val="20"/>
+              </w:rPr>
               <w:t xml:space="preserve">Details</w:t>
             </w:r>
           </w:p>
@@ -339,7 +568,9 @@
       </w:tr>
       <w:tr>
         <w:tc>
-          <w:tcPr/>
+          <w:tcPr>
+            <w:shd w:fill="FFFFFF" w:val="clear"/>
+          </w:tcPr>
           <w:p>
             <w:pPr>
               <w:pStyle w:val="Compact"/>
@@ -349,19 +580,27 @@
               <w:rPr>
                 <w:bCs/>
                 <w:b/>
+                <w:color w:val="1A1A1A"/>
+                <w:sz w:val="19"/>
               </w:rPr>
               <w:t xml:space="preserve">Company/Client Name:</w:t>
             </w:r>
           </w:p>
         </w:tc>
         <w:tc>
-          <w:tcPr/>
-          <w:p>
-            <w:pPr>
-              <w:pStyle w:val="Compact"/>
-              <w:jc w:val="left"/>
-            </w:pPr>
-            <w:r>
+          <w:tcPr>
+            <w:shd w:fill="FFFFFF" w:val="clear"/>
+          </w:tcPr>
+          <w:p>
+            <w:pPr>
+              <w:pStyle w:val="Compact"/>
+              <w:jc w:val="left"/>
+            </w:pPr>
+            <w:r>
+              <w:rPr>
+                <w:color w:val="1A1A1A"/>
+                <w:sz w:val="19"/>
+              </w:rPr>
               <w:t xml:space="preserve">__________________________________________</w:t>
             </w:r>
           </w:p>
@@ -369,7 +608,9 @@
       </w:tr>
       <w:tr>
         <w:tc>
-          <w:tcPr/>
+          <w:tcPr>
+            <w:shd w:fill="E8F8FF" w:val="clear"/>
+          </w:tcPr>
           <w:p>
             <w:pPr>
               <w:pStyle w:val="Compact"/>
@@ -379,19 +620,27 @@
               <w:rPr>
                 <w:bCs/>
                 <w:b/>
+                <w:color w:val="1A1A1A"/>
+                <w:sz w:val="19"/>
               </w:rPr>
               <w:t xml:space="preserve">Attention:</w:t>
             </w:r>
           </w:p>
         </w:tc>
         <w:tc>
-          <w:tcPr/>
-          <w:p>
-            <w:pPr>
-              <w:pStyle w:val="Compact"/>
-              <w:jc w:val="left"/>
-            </w:pPr>
-            <w:r>
+          <w:tcPr>
+            <w:shd w:fill="E8F8FF" w:val="clear"/>
+          </w:tcPr>
+          <w:p>
+            <w:pPr>
+              <w:pStyle w:val="Compact"/>
+              <w:jc w:val="left"/>
+            </w:pPr>
+            <w:r>
+              <w:rPr>
+                <w:color w:val="1A1A1A"/>
+                <w:sz w:val="19"/>
+              </w:rPr>
               <w:t xml:space="preserve">__________________________________________</w:t>
             </w:r>
           </w:p>
@@ -399,7 +648,9 @@
       </w:tr>
       <w:tr>
         <w:tc>
-          <w:tcPr/>
+          <w:tcPr>
+            <w:shd w:fill="FFFFFF" w:val="clear"/>
+          </w:tcPr>
           <w:p>
             <w:pPr>
               <w:pStyle w:val="Compact"/>
@@ -409,19 +660,27 @@
               <w:rPr>
                 <w:bCs/>
                 <w:b/>
+                <w:color w:val="1A1A1A"/>
+                <w:sz w:val="19"/>
               </w:rPr>
               <w:t xml:space="preserve">Address:</w:t>
             </w:r>
           </w:p>
         </w:tc>
         <w:tc>
-          <w:tcPr/>
-          <w:p>
-            <w:pPr>
-              <w:pStyle w:val="Compact"/>
-              <w:jc w:val="left"/>
-            </w:pPr>
-            <w:r>
+          <w:tcPr>
+            <w:shd w:fill="FFFFFF" w:val="clear"/>
+          </w:tcPr>
+          <w:p>
+            <w:pPr>
+              <w:pStyle w:val="Compact"/>
+              <w:jc w:val="left"/>
+            </w:pPr>
+            <w:r>
+              <w:rPr>
+                <w:color w:val="1A1A1A"/>
+                <w:sz w:val="19"/>
+              </w:rPr>
               <w:t xml:space="preserve">__________________________________________</w:t>
             </w:r>
           </w:p>
@@ -429,21 +688,29 @@
       </w:tr>
       <w:tr>
         <w:tc>
-          <w:tcPr/>
-          <w:p>
-            <w:pPr>
-              <w:pStyle w:val="Compact"/>
-            </w:pPr>
-          </w:p>
-        </w:tc>
-        <w:tc>
-          <w:tcPr/>
-          <w:p>
-            <w:pPr>
-              <w:pStyle w:val="Compact"/>
-              <w:jc w:val="left"/>
-            </w:pPr>
-            <w:r>
+          <w:tcPr>
+            <w:shd w:fill="E8F8FF" w:val="clear"/>
+          </w:tcPr>
+          <w:p>
+            <w:pPr>
+              <w:pStyle w:val="Compact"/>
+            </w:pPr>
+          </w:p>
+        </w:tc>
+        <w:tc>
+          <w:tcPr>
+            <w:shd w:fill="E8F8FF" w:val="clear"/>
+          </w:tcPr>
+          <w:p>
+            <w:pPr>
+              <w:pStyle w:val="Compact"/>
+              <w:jc w:val="left"/>
+            </w:pPr>
+            <w:r>
+              <w:rPr>
+                <w:color w:val="1A1A1A"/>
+                <w:sz w:val="19"/>
+              </w:rPr>
               <w:t xml:space="preserve">__________________________________________</w:t>
             </w:r>
           </w:p>
@@ -451,7 +718,9 @@
       </w:tr>
       <w:tr>
         <w:tc>
-          <w:tcPr/>
+          <w:tcPr>
+            <w:shd w:fill="FFFFFF" w:val="clear"/>
+          </w:tcPr>
           <w:p>
             <w:pPr>
               <w:pStyle w:val="Compact"/>
@@ -461,19 +730,27 @@
               <w:rPr>
                 <w:bCs/>
                 <w:b/>
+                <w:color w:val="1A1A1A"/>
+                <w:sz w:val="19"/>
               </w:rPr>
               <w:t xml:space="preserve">City / State:</w:t>
             </w:r>
           </w:p>
         </w:tc>
         <w:tc>
-          <w:tcPr/>
-          <w:p>
-            <w:pPr>
-              <w:pStyle w:val="Compact"/>
-              <w:jc w:val="left"/>
-            </w:pPr>
-            <w:r>
+          <w:tcPr>
+            <w:shd w:fill="FFFFFF" w:val="clear"/>
+          </w:tcPr>
+          <w:p>
+            <w:pPr>
+              <w:pStyle w:val="Compact"/>
+              <w:jc w:val="left"/>
+            </w:pPr>
+            <w:r>
+              <w:rPr>
+                <w:color w:val="1A1A1A"/>
+                <w:sz w:val="19"/>
+              </w:rPr>
               <w:t xml:space="preserve">__________________________________________</w:t>
             </w:r>
           </w:p>
@@ -481,7 +758,9 @@
       </w:tr>
       <w:tr>
         <w:tc>
-          <w:tcPr/>
+          <w:tcPr>
+            <w:shd w:fill="E8F8FF" w:val="clear"/>
+          </w:tcPr>
           <w:p>
             <w:pPr>
               <w:pStyle w:val="Compact"/>
@@ -491,19 +770,27 @@
               <w:rPr>
                 <w:bCs/>
                 <w:b/>
+                <w:color w:val="1A1A1A"/>
+                <w:sz w:val="19"/>
               </w:rPr>
               <w:t xml:space="preserve">Phone Number:</w:t>
             </w:r>
           </w:p>
         </w:tc>
         <w:tc>
-          <w:tcPr/>
-          <w:p>
-            <w:pPr>
-              <w:pStyle w:val="Compact"/>
-              <w:jc w:val="left"/>
-            </w:pPr>
-            <w:r>
+          <w:tcPr>
+            <w:shd w:fill="E8F8FF" w:val="clear"/>
+          </w:tcPr>
+          <w:p>
+            <w:pPr>
+              <w:pStyle w:val="Compact"/>
+              <w:jc w:val="left"/>
+            </w:pPr>
+            <w:r>
+              <w:rPr>
+                <w:color w:val="1A1A1A"/>
+                <w:sz w:val="19"/>
+              </w:rPr>
               <w:t xml:space="preserve">__________________________________________</w:t>
             </w:r>
           </w:p>
@@ -511,7 +798,9 @@
       </w:tr>
       <w:tr>
         <w:tc>
-          <w:tcPr/>
+          <w:tcPr>
+            <w:shd w:fill="FFFFFF" w:val="clear"/>
+          </w:tcPr>
           <w:p>
             <w:pPr>
               <w:pStyle w:val="Compact"/>
@@ -521,19 +810,27 @@
               <w:rPr>
                 <w:bCs/>
                 <w:b/>
+                <w:color w:val="1A1A1A"/>
+                <w:sz w:val="19"/>
               </w:rPr>
               <w:t xml:space="preserve">Email Address:</w:t>
             </w:r>
           </w:p>
         </w:tc>
         <w:tc>
-          <w:tcPr/>
-          <w:p>
-            <w:pPr>
-              <w:pStyle w:val="Compact"/>
-              <w:jc w:val="left"/>
-            </w:pPr>
-            <w:r>
+          <w:tcPr>
+            <w:shd w:fill="FFFFFF" w:val="clear"/>
+          </w:tcPr>
+          <w:p>
+            <w:pPr>
+              <w:pStyle w:val="Compact"/>
+              <w:jc w:val="left"/>
+            </w:pPr>
+            <w:r>
+              <w:rPr>
+                <w:color w:val="1A1A1A"/>
+                <w:sz w:val="19"/>
+              </w:rPr>
               <w:t xml:space="preserve">__________________________________________</w:t>
             </w:r>
           </w:p>
@@ -574,9 +871,29 @@
     <w:bookmarkStart w:id="25" w:name="quoted-items-services"/>
     <w:p>
       <w:pPr>
+        <w:pBdr>
+          <w:top w:val="single" w:sz="18" w:space="1" w:color="F5A623"/>
+          <w:bottom w:val="single" w:sz="6" w:space="1" w:color="0099CC"/>
+        </w:pBdr>
+        <w:spacing w:before="200" w:after="200"/>
+      </w:pPr>
+    </w:p>
+    <w:p>
+      <w:pPr>
         <w:pStyle w:val="Heading2"/>
-      </w:pPr>
-      <w:r>
+        <w:rPr>
+          <w:color w:val="0099CC"/>
+        </w:rPr>
+        <w:pBdr>
+          <w:bottom w:val="single" w:sz="6" w:space="2" w:color="00BFFF"/>
+        </w:pBdr>
+      </w:pPr>
+      <w:r>
+        <w:rPr>
+          <w:b/>
+          <w:color w:val="0099CC"/>
+          <w:sz w:val="32"/>
+        </w:rPr>
         <w:t xml:space="preserve">QUOTED ITEMS / SERVICES</w:t>
       </w:r>
     </w:p>
@@ -586,6 +903,14 @@
         <w:tblW w:type="auto" w:w="0"/>
         <w:tblLook w:firstRow="1" w:lastRow="0" w:firstColumn="0" w:lastColumn="0" w:noHBand="0" w:noVBand="0" w:val="0020"/>
         <w:jc w:val="start"/>
+        <w:tblBorders>
+          <w:top w:val="single" w:sz="4" w:space="0" w:color="B0D4E8"/>
+          <w:left w:val="single" w:sz="4" w:space="0" w:color="B0D4E8"/>
+          <w:bottom w:val="single" w:sz="4" w:space="0" w:color="B0D4E8"/>
+          <w:right w:val="single" w:sz="4" w:space="0" w:color="B0D4E8"/>
+          <w:insideH w:val="single" w:sz="4" w:space="0" w:color="B0D4E8"/>
+          <w:insideV w:val="single" w:sz="4" w:space="0" w:color="B0D4E8"/>
+        </w:tblBorders>
       </w:tblPr>
       <w:tblGrid>
         <w:gridCol w:w="1320"/>
@@ -600,73 +925,115 @@
           <w:tblHeader w:val="true"/>
         </w:trPr>
         <w:tc>
-          <w:tcPr/>
-          <w:p>
-            <w:pPr>
-              <w:pStyle w:val="Compact"/>
-              <w:jc w:val="left"/>
-            </w:pPr>
-            <w:r>
+          <w:tcPr>
+            <w:shd w:fill="0099CC" w:val="clear"/>
+          </w:tcPr>
+          <w:p>
+            <w:pPr>
+              <w:pStyle w:val="Compact"/>
+              <w:jc w:val="left"/>
+            </w:pPr>
+            <w:r>
+              <w:rPr>
+                <w:b/>
+                <w:color w:val="FFFFFF"/>
+                <w:sz w:val="20"/>
+              </w:rPr>
               <w:t xml:space="preserve">S/N</w:t>
             </w:r>
           </w:p>
         </w:tc>
         <w:tc>
-          <w:tcPr/>
-          <w:p>
-            <w:pPr>
-              <w:pStyle w:val="Compact"/>
-              <w:jc w:val="left"/>
-            </w:pPr>
-            <w:r>
+          <w:tcPr>
+            <w:shd w:fill="0099CC" w:val="clear"/>
+          </w:tcPr>
+          <w:p>
+            <w:pPr>
+              <w:pStyle w:val="Compact"/>
+              <w:jc w:val="left"/>
+            </w:pPr>
+            <w:r>
+              <w:rPr>
+                <w:b/>
+                <w:color w:val="FFFFFF"/>
+                <w:sz w:val="20"/>
+              </w:rPr>
               <w:t xml:space="preserve">Description</w:t>
             </w:r>
           </w:p>
         </w:tc>
         <w:tc>
-          <w:tcPr/>
-          <w:p>
-            <w:pPr>
-              <w:pStyle w:val="Compact"/>
-              <w:jc w:val="left"/>
-            </w:pPr>
-            <w:r>
+          <w:tcPr>
+            <w:shd w:fill="0099CC" w:val="clear"/>
+          </w:tcPr>
+          <w:p>
+            <w:pPr>
+              <w:pStyle w:val="Compact"/>
+              <w:jc w:val="left"/>
+            </w:pPr>
+            <w:r>
+              <w:rPr>
+                <w:b/>
+                <w:color w:val="FFFFFF"/>
+                <w:sz w:val="20"/>
+              </w:rPr>
               <w:t xml:space="preserve">Qty</w:t>
             </w:r>
           </w:p>
         </w:tc>
         <w:tc>
-          <w:tcPr/>
-          <w:p>
-            <w:pPr>
-              <w:pStyle w:val="Compact"/>
-              <w:jc w:val="left"/>
-            </w:pPr>
-            <w:r>
+          <w:tcPr>
+            <w:shd w:fill="0099CC" w:val="clear"/>
+          </w:tcPr>
+          <w:p>
+            <w:pPr>
+              <w:pStyle w:val="Compact"/>
+              <w:jc w:val="left"/>
+            </w:pPr>
+            <w:r>
+              <w:rPr>
+                <w:b/>
+                <w:color w:val="FFFFFF"/>
+                <w:sz w:val="20"/>
+              </w:rPr>
               <w:t xml:space="preserve">Unit</w:t>
             </w:r>
           </w:p>
         </w:tc>
         <w:tc>
-          <w:tcPr/>
-          <w:p>
-            <w:pPr>
-              <w:pStyle w:val="Compact"/>
-              <w:jc w:val="left"/>
-            </w:pPr>
-            <w:r>
+          <w:tcPr>
+            <w:shd w:fill="0099CC" w:val="clear"/>
+          </w:tcPr>
+          <w:p>
+            <w:pPr>
+              <w:pStyle w:val="Compact"/>
+              <w:jc w:val="left"/>
+            </w:pPr>
+            <w:r>
+              <w:rPr>
+                <w:b/>
+                <w:color w:val="FFFFFF"/>
+                <w:sz w:val="20"/>
+              </w:rPr>
               <w:t xml:space="preserve">Unit Price (₦)</w:t>
             </w:r>
           </w:p>
         </w:tc>
         <w:tc>
-          <w:tcPr/>
-          <w:p>
-            <w:pPr>
-              <w:pStyle w:val="Compact"/>
-              <w:jc w:val="left"/>
-            </w:pPr>
-            <w:r>
+          <w:tcPr>
+            <w:shd w:fill="0099CC" w:val="clear"/>
+          </w:tcPr>
+          <w:p>
+            <w:pPr>
+              <w:pStyle w:val="Compact"/>
+              <w:jc w:val="left"/>
+            </w:pPr>
+            <w:r>
+              <w:rPr>
+                <w:b/>
+                <w:color w:val="FFFFFF"/>
+                <w:sz w:val="20"/>
+              </w:rPr>
               <w:t xml:space="preserve">Total (₦)</w:t>
             </w:r>
           </w:p>
@@ -674,429 +1041,557 @@
       </w:tr>
       <w:tr>
         <w:tc>
-          <w:tcPr/>
-          <w:p>
-            <w:pPr>
-              <w:pStyle w:val="Compact"/>
-              <w:jc w:val="left"/>
-            </w:pPr>
-            <w:r>
+          <w:tcPr>
+            <w:shd w:fill="FFFFFF" w:val="clear"/>
+          </w:tcPr>
+          <w:p>
+            <w:pPr>
+              <w:pStyle w:val="Compact"/>
+              <w:jc w:val="left"/>
+            </w:pPr>
+            <w:r>
+              <w:rPr>
+                <w:color w:val="1A1A1A"/>
+                <w:sz w:val="19"/>
+              </w:rPr>
               <w:t xml:space="preserve">1</w:t>
             </w:r>
           </w:p>
         </w:tc>
         <w:tc>
-          <w:tcPr/>
-          <w:p>
-            <w:pPr>
-              <w:pStyle w:val="Compact"/>
-            </w:pPr>
-          </w:p>
-        </w:tc>
-        <w:tc>
-          <w:tcPr/>
-          <w:p>
-            <w:pPr>
-              <w:pStyle w:val="Compact"/>
-            </w:pPr>
-          </w:p>
-        </w:tc>
-        <w:tc>
-          <w:tcPr/>
-          <w:p>
-            <w:pPr>
-              <w:pStyle w:val="Compact"/>
-            </w:pPr>
-          </w:p>
-        </w:tc>
-        <w:tc>
-          <w:tcPr/>
-          <w:p>
-            <w:pPr>
-              <w:pStyle w:val="Compact"/>
-            </w:pPr>
-          </w:p>
-        </w:tc>
-        <w:tc>
-          <w:tcPr/>
-          <w:p>
-            <w:pPr>
-              <w:pStyle w:val="Compact"/>
-            </w:pPr>
-          </w:p>
-        </w:tc>
-      </w:tr>
-      <w:tr>
-        <w:tc>
-          <w:tcPr/>
-          <w:p>
-            <w:pPr>
-              <w:pStyle w:val="Compact"/>
-              <w:jc w:val="left"/>
-            </w:pPr>
-            <w:r>
+          <w:tcPr>
+            <w:shd w:fill="FFFFFF" w:val="clear"/>
+          </w:tcPr>
+          <w:p>
+            <w:pPr>
+              <w:pStyle w:val="Compact"/>
+            </w:pPr>
+          </w:p>
+        </w:tc>
+        <w:tc>
+          <w:tcPr>
+            <w:shd w:fill="FFFFFF" w:val="clear"/>
+          </w:tcPr>
+          <w:p>
+            <w:pPr>
+              <w:pStyle w:val="Compact"/>
+            </w:pPr>
+          </w:p>
+        </w:tc>
+        <w:tc>
+          <w:tcPr>
+            <w:shd w:fill="FFFFFF" w:val="clear"/>
+          </w:tcPr>
+          <w:p>
+            <w:pPr>
+              <w:pStyle w:val="Compact"/>
+            </w:pPr>
+          </w:p>
+        </w:tc>
+        <w:tc>
+          <w:tcPr>
+            <w:shd w:fill="FFFFFF" w:val="clear"/>
+          </w:tcPr>
+          <w:p>
+            <w:pPr>
+              <w:pStyle w:val="Compact"/>
+            </w:pPr>
+          </w:p>
+        </w:tc>
+        <w:tc>
+          <w:tcPr>
+            <w:shd w:fill="FFFFFF" w:val="clear"/>
+          </w:tcPr>
+          <w:p>
+            <w:pPr>
+              <w:pStyle w:val="Compact"/>
+            </w:pPr>
+          </w:p>
+        </w:tc>
+      </w:tr>
+      <w:tr>
+        <w:tc>
+          <w:tcPr>
+            <w:shd w:fill="E8F8FF" w:val="clear"/>
+          </w:tcPr>
+          <w:p>
+            <w:pPr>
+              <w:pStyle w:val="Compact"/>
+              <w:jc w:val="left"/>
+            </w:pPr>
+            <w:r>
+              <w:rPr>
+                <w:color w:val="1A1A1A"/>
+                <w:sz w:val="19"/>
+              </w:rPr>
               <w:t xml:space="preserve">2</w:t>
             </w:r>
           </w:p>
         </w:tc>
         <w:tc>
-          <w:tcPr/>
-          <w:p>
-            <w:pPr>
-              <w:pStyle w:val="Compact"/>
-            </w:pPr>
-          </w:p>
-        </w:tc>
-        <w:tc>
-          <w:tcPr/>
-          <w:p>
-            <w:pPr>
-              <w:pStyle w:val="Compact"/>
-            </w:pPr>
-          </w:p>
-        </w:tc>
-        <w:tc>
-          <w:tcPr/>
-          <w:p>
-            <w:pPr>
-              <w:pStyle w:val="Compact"/>
-            </w:pPr>
-          </w:p>
-        </w:tc>
-        <w:tc>
-          <w:tcPr/>
-          <w:p>
-            <w:pPr>
-              <w:pStyle w:val="Compact"/>
-            </w:pPr>
-          </w:p>
-        </w:tc>
-        <w:tc>
-          <w:tcPr/>
-          <w:p>
-            <w:pPr>
-              <w:pStyle w:val="Compact"/>
-            </w:pPr>
-          </w:p>
-        </w:tc>
-      </w:tr>
-      <w:tr>
-        <w:tc>
-          <w:tcPr/>
-          <w:p>
-            <w:pPr>
-              <w:pStyle w:val="Compact"/>
-              <w:jc w:val="left"/>
-            </w:pPr>
-            <w:r>
+          <w:tcPr>
+            <w:shd w:fill="E8F8FF" w:val="clear"/>
+          </w:tcPr>
+          <w:p>
+            <w:pPr>
+              <w:pStyle w:val="Compact"/>
+            </w:pPr>
+          </w:p>
+        </w:tc>
+        <w:tc>
+          <w:tcPr>
+            <w:shd w:fill="E8F8FF" w:val="clear"/>
+          </w:tcPr>
+          <w:p>
+            <w:pPr>
+              <w:pStyle w:val="Compact"/>
+            </w:pPr>
+          </w:p>
+        </w:tc>
+        <w:tc>
+          <w:tcPr>
+            <w:shd w:fill="E8F8FF" w:val="clear"/>
+          </w:tcPr>
+          <w:p>
+            <w:pPr>
+              <w:pStyle w:val="Compact"/>
+            </w:pPr>
+          </w:p>
+        </w:tc>
+        <w:tc>
+          <w:tcPr>
+            <w:shd w:fill="E8F8FF" w:val="clear"/>
+          </w:tcPr>
+          <w:p>
+            <w:pPr>
+              <w:pStyle w:val="Compact"/>
+            </w:pPr>
+          </w:p>
+        </w:tc>
+        <w:tc>
+          <w:tcPr>
+            <w:shd w:fill="E8F8FF" w:val="clear"/>
+          </w:tcPr>
+          <w:p>
+            <w:pPr>
+              <w:pStyle w:val="Compact"/>
+            </w:pPr>
+          </w:p>
+        </w:tc>
+      </w:tr>
+      <w:tr>
+        <w:tc>
+          <w:tcPr>
+            <w:shd w:fill="FFFFFF" w:val="clear"/>
+          </w:tcPr>
+          <w:p>
+            <w:pPr>
+              <w:pStyle w:val="Compact"/>
+              <w:jc w:val="left"/>
+            </w:pPr>
+            <w:r>
+              <w:rPr>
+                <w:color w:val="1A1A1A"/>
+                <w:sz w:val="19"/>
+              </w:rPr>
               <w:t xml:space="preserve">3</w:t>
             </w:r>
           </w:p>
         </w:tc>
         <w:tc>
-          <w:tcPr/>
-          <w:p>
-            <w:pPr>
-              <w:pStyle w:val="Compact"/>
-            </w:pPr>
-          </w:p>
-        </w:tc>
-        <w:tc>
-          <w:tcPr/>
-          <w:p>
-            <w:pPr>
-              <w:pStyle w:val="Compact"/>
-            </w:pPr>
-          </w:p>
-        </w:tc>
-        <w:tc>
-          <w:tcPr/>
-          <w:p>
-            <w:pPr>
-              <w:pStyle w:val="Compact"/>
-            </w:pPr>
-          </w:p>
-        </w:tc>
-        <w:tc>
-          <w:tcPr/>
-          <w:p>
-            <w:pPr>
-              <w:pStyle w:val="Compact"/>
-            </w:pPr>
-          </w:p>
-        </w:tc>
-        <w:tc>
-          <w:tcPr/>
-          <w:p>
-            <w:pPr>
-              <w:pStyle w:val="Compact"/>
-            </w:pPr>
-          </w:p>
-        </w:tc>
-      </w:tr>
-      <w:tr>
-        <w:tc>
-          <w:tcPr/>
-          <w:p>
-            <w:pPr>
-              <w:pStyle w:val="Compact"/>
-              <w:jc w:val="left"/>
-            </w:pPr>
-            <w:r>
+          <w:tcPr>
+            <w:shd w:fill="FFFFFF" w:val="clear"/>
+          </w:tcPr>
+          <w:p>
+            <w:pPr>
+              <w:pStyle w:val="Compact"/>
+            </w:pPr>
+          </w:p>
+        </w:tc>
+        <w:tc>
+          <w:tcPr>
+            <w:shd w:fill="FFFFFF" w:val="clear"/>
+          </w:tcPr>
+          <w:p>
+            <w:pPr>
+              <w:pStyle w:val="Compact"/>
+            </w:pPr>
+          </w:p>
+        </w:tc>
+        <w:tc>
+          <w:tcPr>
+            <w:shd w:fill="FFFFFF" w:val="clear"/>
+          </w:tcPr>
+          <w:p>
+            <w:pPr>
+              <w:pStyle w:val="Compact"/>
+            </w:pPr>
+          </w:p>
+        </w:tc>
+        <w:tc>
+          <w:tcPr>
+            <w:shd w:fill="FFFFFF" w:val="clear"/>
+          </w:tcPr>
+          <w:p>
+            <w:pPr>
+              <w:pStyle w:val="Compact"/>
+            </w:pPr>
+          </w:p>
+        </w:tc>
+        <w:tc>
+          <w:tcPr>
+            <w:shd w:fill="FFFFFF" w:val="clear"/>
+          </w:tcPr>
+          <w:p>
+            <w:pPr>
+              <w:pStyle w:val="Compact"/>
+            </w:pPr>
+          </w:p>
+        </w:tc>
+      </w:tr>
+      <w:tr>
+        <w:tc>
+          <w:tcPr>
+            <w:shd w:fill="E8F8FF" w:val="clear"/>
+          </w:tcPr>
+          <w:p>
+            <w:pPr>
+              <w:pStyle w:val="Compact"/>
+              <w:jc w:val="left"/>
+            </w:pPr>
+            <w:r>
+              <w:rPr>
+                <w:color w:val="1A1A1A"/>
+                <w:sz w:val="19"/>
+              </w:rPr>
               <w:t xml:space="preserve">4</w:t>
             </w:r>
           </w:p>
         </w:tc>
         <w:tc>
-          <w:tcPr/>
-          <w:p>
-            <w:pPr>
-              <w:pStyle w:val="Compact"/>
-            </w:pPr>
-          </w:p>
-        </w:tc>
-        <w:tc>
-          <w:tcPr/>
-          <w:p>
-            <w:pPr>
-              <w:pStyle w:val="Compact"/>
-            </w:pPr>
-          </w:p>
-        </w:tc>
-        <w:tc>
-          <w:tcPr/>
-          <w:p>
-            <w:pPr>
-              <w:pStyle w:val="Compact"/>
-            </w:pPr>
-          </w:p>
-        </w:tc>
-        <w:tc>
-          <w:tcPr/>
-          <w:p>
-            <w:pPr>
-              <w:pStyle w:val="Compact"/>
-            </w:pPr>
-          </w:p>
-        </w:tc>
-        <w:tc>
-          <w:tcPr/>
-          <w:p>
-            <w:pPr>
-              <w:pStyle w:val="Compact"/>
-            </w:pPr>
-          </w:p>
-        </w:tc>
-      </w:tr>
-      <w:tr>
-        <w:tc>
-          <w:tcPr/>
-          <w:p>
-            <w:pPr>
-              <w:pStyle w:val="Compact"/>
-              <w:jc w:val="left"/>
-            </w:pPr>
-            <w:r>
+          <w:tcPr>
+            <w:shd w:fill="E8F8FF" w:val="clear"/>
+          </w:tcPr>
+          <w:p>
+            <w:pPr>
+              <w:pStyle w:val="Compact"/>
+            </w:pPr>
+          </w:p>
+        </w:tc>
+        <w:tc>
+          <w:tcPr>
+            <w:shd w:fill="E8F8FF" w:val="clear"/>
+          </w:tcPr>
+          <w:p>
+            <w:pPr>
+              <w:pStyle w:val="Compact"/>
+            </w:pPr>
+          </w:p>
+        </w:tc>
+        <w:tc>
+          <w:tcPr>
+            <w:shd w:fill="E8F8FF" w:val="clear"/>
+          </w:tcPr>
+          <w:p>
+            <w:pPr>
+              <w:pStyle w:val="Compact"/>
+            </w:pPr>
+          </w:p>
+        </w:tc>
+        <w:tc>
+          <w:tcPr>
+            <w:shd w:fill="E8F8FF" w:val="clear"/>
+          </w:tcPr>
+          <w:p>
+            <w:pPr>
+              <w:pStyle w:val="Compact"/>
+            </w:pPr>
+          </w:p>
+        </w:tc>
+        <w:tc>
+          <w:tcPr>
+            <w:shd w:fill="E8F8FF" w:val="clear"/>
+          </w:tcPr>
+          <w:p>
+            <w:pPr>
+              <w:pStyle w:val="Compact"/>
+            </w:pPr>
+          </w:p>
+        </w:tc>
+      </w:tr>
+      <w:tr>
+        <w:tc>
+          <w:tcPr>
+            <w:shd w:fill="FFFFFF" w:val="clear"/>
+          </w:tcPr>
+          <w:p>
+            <w:pPr>
+              <w:pStyle w:val="Compact"/>
+              <w:jc w:val="left"/>
+            </w:pPr>
+            <w:r>
+              <w:rPr>
+                <w:color w:val="1A1A1A"/>
+                <w:sz w:val="19"/>
+              </w:rPr>
               <w:t xml:space="preserve">5</w:t>
             </w:r>
           </w:p>
         </w:tc>
         <w:tc>
-          <w:tcPr/>
-          <w:p>
-            <w:pPr>
-              <w:pStyle w:val="Compact"/>
-            </w:pPr>
-          </w:p>
-        </w:tc>
-        <w:tc>
-          <w:tcPr/>
-          <w:p>
-            <w:pPr>
-              <w:pStyle w:val="Compact"/>
-            </w:pPr>
-          </w:p>
-        </w:tc>
-        <w:tc>
-          <w:tcPr/>
-          <w:p>
-            <w:pPr>
-              <w:pStyle w:val="Compact"/>
-            </w:pPr>
-          </w:p>
-        </w:tc>
-        <w:tc>
-          <w:tcPr/>
-          <w:p>
-            <w:pPr>
-              <w:pStyle w:val="Compact"/>
-            </w:pPr>
-          </w:p>
-        </w:tc>
-        <w:tc>
-          <w:tcPr/>
-          <w:p>
-            <w:pPr>
-              <w:pStyle w:val="Compact"/>
-            </w:pPr>
-          </w:p>
-        </w:tc>
-      </w:tr>
-      <w:tr>
-        <w:tc>
-          <w:tcPr/>
-          <w:p>
-            <w:pPr>
-              <w:pStyle w:val="Compact"/>
-              <w:jc w:val="left"/>
-            </w:pPr>
-            <w:r>
+          <w:tcPr>
+            <w:shd w:fill="FFFFFF" w:val="clear"/>
+          </w:tcPr>
+          <w:p>
+            <w:pPr>
+              <w:pStyle w:val="Compact"/>
+            </w:pPr>
+          </w:p>
+        </w:tc>
+        <w:tc>
+          <w:tcPr>
+            <w:shd w:fill="FFFFFF" w:val="clear"/>
+          </w:tcPr>
+          <w:p>
+            <w:pPr>
+              <w:pStyle w:val="Compact"/>
+            </w:pPr>
+          </w:p>
+        </w:tc>
+        <w:tc>
+          <w:tcPr>
+            <w:shd w:fill="FFFFFF" w:val="clear"/>
+          </w:tcPr>
+          <w:p>
+            <w:pPr>
+              <w:pStyle w:val="Compact"/>
+            </w:pPr>
+          </w:p>
+        </w:tc>
+        <w:tc>
+          <w:tcPr>
+            <w:shd w:fill="FFFFFF" w:val="clear"/>
+          </w:tcPr>
+          <w:p>
+            <w:pPr>
+              <w:pStyle w:val="Compact"/>
+            </w:pPr>
+          </w:p>
+        </w:tc>
+        <w:tc>
+          <w:tcPr>
+            <w:shd w:fill="FFFFFF" w:val="clear"/>
+          </w:tcPr>
+          <w:p>
+            <w:pPr>
+              <w:pStyle w:val="Compact"/>
+            </w:pPr>
+          </w:p>
+        </w:tc>
+      </w:tr>
+      <w:tr>
+        <w:tc>
+          <w:tcPr>
+            <w:shd w:fill="E8F8FF" w:val="clear"/>
+          </w:tcPr>
+          <w:p>
+            <w:pPr>
+              <w:pStyle w:val="Compact"/>
+              <w:jc w:val="left"/>
+            </w:pPr>
+            <w:r>
+              <w:rPr>
+                <w:color w:val="1A1A1A"/>
+                <w:sz w:val="19"/>
+              </w:rPr>
               <w:t xml:space="preserve">6</w:t>
             </w:r>
           </w:p>
         </w:tc>
         <w:tc>
-          <w:tcPr/>
-          <w:p>
-            <w:pPr>
-              <w:pStyle w:val="Compact"/>
-            </w:pPr>
-          </w:p>
-        </w:tc>
-        <w:tc>
-          <w:tcPr/>
-          <w:p>
-            <w:pPr>
-              <w:pStyle w:val="Compact"/>
-            </w:pPr>
-          </w:p>
-        </w:tc>
-        <w:tc>
-          <w:tcPr/>
-          <w:p>
-            <w:pPr>
-              <w:pStyle w:val="Compact"/>
-            </w:pPr>
-          </w:p>
-        </w:tc>
-        <w:tc>
-          <w:tcPr/>
-          <w:p>
-            <w:pPr>
-              <w:pStyle w:val="Compact"/>
-            </w:pPr>
-          </w:p>
-        </w:tc>
-        <w:tc>
-          <w:tcPr/>
-          <w:p>
-            <w:pPr>
-              <w:pStyle w:val="Compact"/>
-            </w:pPr>
-          </w:p>
-        </w:tc>
-      </w:tr>
-      <w:tr>
-        <w:tc>
-          <w:tcPr/>
-          <w:p>
-            <w:pPr>
-              <w:pStyle w:val="Compact"/>
-              <w:jc w:val="left"/>
-            </w:pPr>
-            <w:r>
+          <w:tcPr>
+            <w:shd w:fill="E8F8FF" w:val="clear"/>
+          </w:tcPr>
+          <w:p>
+            <w:pPr>
+              <w:pStyle w:val="Compact"/>
+            </w:pPr>
+          </w:p>
+        </w:tc>
+        <w:tc>
+          <w:tcPr>
+            <w:shd w:fill="E8F8FF" w:val="clear"/>
+          </w:tcPr>
+          <w:p>
+            <w:pPr>
+              <w:pStyle w:val="Compact"/>
+            </w:pPr>
+          </w:p>
+        </w:tc>
+        <w:tc>
+          <w:tcPr>
+            <w:shd w:fill="E8F8FF" w:val="clear"/>
+          </w:tcPr>
+          <w:p>
+            <w:pPr>
+              <w:pStyle w:val="Compact"/>
+            </w:pPr>
+          </w:p>
+        </w:tc>
+        <w:tc>
+          <w:tcPr>
+            <w:shd w:fill="E8F8FF" w:val="clear"/>
+          </w:tcPr>
+          <w:p>
+            <w:pPr>
+              <w:pStyle w:val="Compact"/>
+            </w:pPr>
+          </w:p>
+        </w:tc>
+        <w:tc>
+          <w:tcPr>
+            <w:shd w:fill="E8F8FF" w:val="clear"/>
+          </w:tcPr>
+          <w:p>
+            <w:pPr>
+              <w:pStyle w:val="Compact"/>
+            </w:pPr>
+          </w:p>
+        </w:tc>
+      </w:tr>
+      <w:tr>
+        <w:tc>
+          <w:tcPr>
+            <w:shd w:fill="FFFFFF" w:val="clear"/>
+          </w:tcPr>
+          <w:p>
+            <w:pPr>
+              <w:pStyle w:val="Compact"/>
+              <w:jc w:val="left"/>
+            </w:pPr>
+            <w:r>
+              <w:rPr>
+                <w:color w:val="1A1A1A"/>
+                <w:sz w:val="19"/>
+              </w:rPr>
               <w:t xml:space="preserve">7</w:t>
             </w:r>
           </w:p>
         </w:tc>
         <w:tc>
-          <w:tcPr/>
-          <w:p>
-            <w:pPr>
-              <w:pStyle w:val="Compact"/>
-            </w:pPr>
-          </w:p>
-        </w:tc>
-        <w:tc>
-          <w:tcPr/>
-          <w:p>
-            <w:pPr>
-              <w:pStyle w:val="Compact"/>
-            </w:pPr>
-          </w:p>
-        </w:tc>
-        <w:tc>
-          <w:tcPr/>
-          <w:p>
-            <w:pPr>
-              <w:pStyle w:val="Compact"/>
-            </w:pPr>
-          </w:p>
-        </w:tc>
-        <w:tc>
-          <w:tcPr/>
-          <w:p>
-            <w:pPr>
-              <w:pStyle w:val="Compact"/>
-            </w:pPr>
-          </w:p>
-        </w:tc>
-        <w:tc>
-          <w:tcPr/>
-          <w:p>
-            <w:pPr>
-              <w:pStyle w:val="Compact"/>
-            </w:pPr>
-          </w:p>
-        </w:tc>
-      </w:tr>
-      <w:tr>
-        <w:tc>
-          <w:tcPr/>
-          <w:p>
-            <w:pPr>
-              <w:pStyle w:val="Compact"/>
-              <w:jc w:val="left"/>
-            </w:pPr>
-            <w:r>
+          <w:tcPr>
+            <w:shd w:fill="FFFFFF" w:val="clear"/>
+          </w:tcPr>
+          <w:p>
+            <w:pPr>
+              <w:pStyle w:val="Compact"/>
+            </w:pPr>
+          </w:p>
+        </w:tc>
+        <w:tc>
+          <w:tcPr>
+            <w:shd w:fill="FFFFFF" w:val="clear"/>
+          </w:tcPr>
+          <w:p>
+            <w:pPr>
+              <w:pStyle w:val="Compact"/>
+            </w:pPr>
+          </w:p>
+        </w:tc>
+        <w:tc>
+          <w:tcPr>
+            <w:shd w:fill="FFFFFF" w:val="clear"/>
+          </w:tcPr>
+          <w:p>
+            <w:pPr>
+              <w:pStyle w:val="Compact"/>
+            </w:pPr>
+          </w:p>
+        </w:tc>
+        <w:tc>
+          <w:tcPr>
+            <w:shd w:fill="FFFFFF" w:val="clear"/>
+          </w:tcPr>
+          <w:p>
+            <w:pPr>
+              <w:pStyle w:val="Compact"/>
+            </w:pPr>
+          </w:p>
+        </w:tc>
+        <w:tc>
+          <w:tcPr>
+            <w:shd w:fill="FFFFFF" w:val="clear"/>
+          </w:tcPr>
+          <w:p>
+            <w:pPr>
+              <w:pStyle w:val="Compact"/>
+            </w:pPr>
+          </w:p>
+        </w:tc>
+      </w:tr>
+      <w:tr>
+        <w:tc>
+          <w:tcPr>
+            <w:shd w:fill="E8F8FF" w:val="clear"/>
+          </w:tcPr>
+          <w:p>
+            <w:pPr>
+              <w:pStyle w:val="Compact"/>
+              <w:jc w:val="left"/>
+            </w:pPr>
+            <w:r>
+              <w:rPr>
+                <w:color w:val="1A1A1A"/>
+                <w:sz w:val="19"/>
+              </w:rPr>
               <w:t xml:space="preserve">8</w:t>
             </w:r>
           </w:p>
         </w:tc>
         <w:tc>
-          <w:tcPr/>
-          <w:p>
-            <w:pPr>
-              <w:pStyle w:val="Compact"/>
-            </w:pPr>
-          </w:p>
-        </w:tc>
-        <w:tc>
-          <w:tcPr/>
-          <w:p>
-            <w:pPr>
-              <w:pStyle w:val="Compact"/>
-            </w:pPr>
-          </w:p>
-        </w:tc>
-        <w:tc>
-          <w:tcPr/>
-          <w:p>
-            <w:pPr>
-              <w:pStyle w:val="Compact"/>
-            </w:pPr>
-          </w:p>
-        </w:tc>
-        <w:tc>
-          <w:tcPr/>
-          <w:p>
-            <w:pPr>
-              <w:pStyle w:val="Compact"/>
-            </w:pPr>
-          </w:p>
-        </w:tc>
-        <w:tc>
-          <w:tcPr/>
+          <w:tcPr>
+            <w:shd w:fill="E8F8FF" w:val="clear"/>
+          </w:tcPr>
+          <w:p>
+            <w:pPr>
+              <w:pStyle w:val="Compact"/>
+            </w:pPr>
+          </w:p>
+        </w:tc>
+        <w:tc>
+          <w:tcPr>
+            <w:shd w:fill="E8F8FF" w:val="clear"/>
+          </w:tcPr>
+          <w:p>
+            <w:pPr>
+              <w:pStyle w:val="Compact"/>
+            </w:pPr>
+          </w:p>
+        </w:tc>
+        <w:tc>
+          <w:tcPr>
+            <w:shd w:fill="E8F8FF" w:val="clear"/>
+          </w:tcPr>
+          <w:p>
+            <w:pPr>
+              <w:pStyle w:val="Compact"/>
+            </w:pPr>
+          </w:p>
+        </w:tc>
+        <w:tc>
+          <w:tcPr>
+            <w:shd w:fill="E8F8FF" w:val="clear"/>
+          </w:tcPr>
+          <w:p>
+            <w:pPr>
+              <w:pStyle w:val="Compact"/>
+            </w:pPr>
+          </w:p>
+        </w:tc>
+        <w:tc>
+          <w:tcPr>
+            <w:shd w:fill="E8F8FF" w:val="clear"/>
+          </w:tcPr>
           <w:p>
             <w:pPr>
               <w:pStyle w:val="Compact"/>
@@ -1116,9 +1611,29 @@
     <w:bookmarkStart w:id="26" w:name="optional-items-add-ons"/>
     <w:p>
       <w:pPr>
+        <w:pBdr>
+          <w:top w:val="single" w:sz="18" w:space="1" w:color="F5A623"/>
+          <w:bottom w:val="single" w:sz="6" w:space="1" w:color="0099CC"/>
+        </w:pBdr>
+        <w:spacing w:before="200" w:after="200"/>
+      </w:pPr>
+    </w:p>
+    <w:p>
+      <w:pPr>
         <w:pStyle w:val="Heading2"/>
-      </w:pPr>
-      <w:r>
+        <w:rPr>
+          <w:color w:val="0099CC"/>
+        </w:rPr>
+        <w:pBdr>
+          <w:bottom w:val="single" w:sz="6" w:space="2" w:color="00BFFF"/>
+        </w:pBdr>
+      </w:pPr>
+      <w:r>
+        <w:rPr>
+          <w:b/>
+          <w:color w:val="0099CC"/>
+          <w:sz w:val="32"/>
+        </w:rPr>
         <w:t xml:space="preserve">OPTIONAL ITEMS / ADD-ONS</w:t>
       </w:r>
     </w:p>
@@ -1128,6 +1643,14 @@
         <w:tblW w:type="auto" w:w="0"/>
         <w:tblLook w:firstRow="1" w:lastRow="0" w:firstColumn="0" w:lastColumn="0" w:noHBand="0" w:noVBand="0" w:val="0020"/>
         <w:jc w:val="start"/>
+        <w:tblBorders>
+          <w:top w:val="single" w:sz="4" w:space="0" w:color="B0D4E8"/>
+          <w:left w:val="single" w:sz="4" w:space="0" w:color="B0D4E8"/>
+          <w:bottom w:val="single" w:sz="4" w:space="0" w:color="B0D4E8"/>
+          <w:right w:val="single" w:sz="4" w:space="0" w:color="B0D4E8"/>
+          <w:insideH w:val="single" w:sz="4" w:space="0" w:color="B0D4E8"/>
+          <w:insideV w:val="single" w:sz="4" w:space="0" w:color="B0D4E8"/>
+        </w:tblBorders>
       </w:tblPr>
       <w:tblGrid>
         <w:gridCol w:w="1320"/>
@@ -1142,73 +1665,115 @@
           <w:tblHeader w:val="true"/>
         </w:trPr>
         <w:tc>
-          <w:tcPr/>
-          <w:p>
-            <w:pPr>
-              <w:pStyle w:val="Compact"/>
-              <w:jc w:val="left"/>
-            </w:pPr>
-            <w:r>
+          <w:tcPr>
+            <w:shd w:fill="0099CC" w:val="clear"/>
+          </w:tcPr>
+          <w:p>
+            <w:pPr>
+              <w:pStyle w:val="Compact"/>
+              <w:jc w:val="left"/>
+            </w:pPr>
+            <w:r>
+              <w:rPr>
+                <w:b/>
+                <w:color w:val="FFFFFF"/>
+                <w:sz w:val="20"/>
+              </w:rPr>
               <w:t xml:space="preserve">S/N</w:t>
             </w:r>
           </w:p>
         </w:tc>
         <w:tc>
-          <w:tcPr/>
-          <w:p>
-            <w:pPr>
-              <w:pStyle w:val="Compact"/>
-              <w:jc w:val="left"/>
-            </w:pPr>
-            <w:r>
+          <w:tcPr>
+            <w:shd w:fill="0099CC" w:val="clear"/>
+          </w:tcPr>
+          <w:p>
+            <w:pPr>
+              <w:pStyle w:val="Compact"/>
+              <w:jc w:val="left"/>
+            </w:pPr>
+            <w:r>
+              <w:rPr>
+                <w:b/>
+                <w:color w:val="FFFFFF"/>
+                <w:sz w:val="20"/>
+              </w:rPr>
               <w:t xml:space="preserve">Description</w:t>
             </w:r>
           </w:p>
         </w:tc>
         <w:tc>
-          <w:tcPr/>
-          <w:p>
-            <w:pPr>
-              <w:pStyle w:val="Compact"/>
-              <w:jc w:val="left"/>
-            </w:pPr>
-            <w:r>
+          <w:tcPr>
+            <w:shd w:fill="0099CC" w:val="clear"/>
+          </w:tcPr>
+          <w:p>
+            <w:pPr>
+              <w:pStyle w:val="Compact"/>
+              <w:jc w:val="left"/>
+            </w:pPr>
+            <w:r>
+              <w:rPr>
+                <w:b/>
+                <w:color w:val="FFFFFF"/>
+                <w:sz w:val="20"/>
+              </w:rPr>
               <w:t xml:space="preserve">Qty</w:t>
             </w:r>
           </w:p>
         </w:tc>
         <w:tc>
-          <w:tcPr/>
-          <w:p>
-            <w:pPr>
-              <w:pStyle w:val="Compact"/>
-              <w:jc w:val="left"/>
-            </w:pPr>
-            <w:r>
+          <w:tcPr>
+            <w:shd w:fill="0099CC" w:val="clear"/>
+          </w:tcPr>
+          <w:p>
+            <w:pPr>
+              <w:pStyle w:val="Compact"/>
+              <w:jc w:val="left"/>
+            </w:pPr>
+            <w:r>
+              <w:rPr>
+                <w:b/>
+                <w:color w:val="FFFFFF"/>
+                <w:sz w:val="20"/>
+              </w:rPr>
               <w:t xml:space="preserve">Unit</w:t>
             </w:r>
           </w:p>
         </w:tc>
         <w:tc>
-          <w:tcPr/>
-          <w:p>
-            <w:pPr>
-              <w:pStyle w:val="Compact"/>
-              <w:jc w:val="left"/>
-            </w:pPr>
-            <w:r>
+          <w:tcPr>
+            <w:shd w:fill="0099CC" w:val="clear"/>
+          </w:tcPr>
+          <w:p>
+            <w:pPr>
+              <w:pStyle w:val="Compact"/>
+              <w:jc w:val="left"/>
+            </w:pPr>
+            <w:r>
+              <w:rPr>
+                <w:b/>
+                <w:color w:val="FFFFFF"/>
+                <w:sz w:val="20"/>
+              </w:rPr>
               <w:t xml:space="preserve">Unit Price (₦)</w:t>
             </w:r>
           </w:p>
         </w:tc>
         <w:tc>
-          <w:tcPr/>
-          <w:p>
-            <w:pPr>
-              <w:pStyle w:val="Compact"/>
-              <w:jc w:val="left"/>
-            </w:pPr>
-            <w:r>
+          <w:tcPr>
+            <w:shd w:fill="0099CC" w:val="clear"/>
+          </w:tcPr>
+          <w:p>
+            <w:pPr>
+              <w:pStyle w:val="Compact"/>
+              <w:jc w:val="left"/>
+            </w:pPr>
+            <w:r>
+              <w:rPr>
+                <w:b/>
+                <w:color w:val="FFFFFF"/>
+                <w:sz w:val="20"/>
+              </w:rPr>
               <w:t xml:space="preserve">Total (₦)</w:t>
             </w:r>
           </w:p>
@@ -1216,159 +1781,207 @@
       </w:tr>
       <w:tr>
         <w:tc>
-          <w:tcPr/>
-          <w:p>
-            <w:pPr>
-              <w:pStyle w:val="Compact"/>
-              <w:jc w:val="left"/>
-            </w:pPr>
-            <w:r>
+          <w:tcPr>
+            <w:shd w:fill="FFFFFF" w:val="clear"/>
+          </w:tcPr>
+          <w:p>
+            <w:pPr>
+              <w:pStyle w:val="Compact"/>
+              <w:jc w:val="left"/>
+            </w:pPr>
+            <w:r>
+              <w:rPr>
+                <w:color w:val="1A1A1A"/>
+                <w:sz w:val="19"/>
+              </w:rPr>
               <w:t xml:space="preserve">A1</w:t>
             </w:r>
           </w:p>
         </w:tc>
         <w:tc>
-          <w:tcPr/>
-          <w:p>
-            <w:pPr>
-              <w:pStyle w:val="Compact"/>
-            </w:pPr>
-          </w:p>
-        </w:tc>
-        <w:tc>
-          <w:tcPr/>
-          <w:p>
-            <w:pPr>
-              <w:pStyle w:val="Compact"/>
-            </w:pPr>
-          </w:p>
-        </w:tc>
-        <w:tc>
-          <w:tcPr/>
-          <w:p>
-            <w:pPr>
-              <w:pStyle w:val="Compact"/>
-            </w:pPr>
-          </w:p>
-        </w:tc>
-        <w:tc>
-          <w:tcPr/>
-          <w:p>
-            <w:pPr>
-              <w:pStyle w:val="Compact"/>
-            </w:pPr>
-          </w:p>
-        </w:tc>
-        <w:tc>
-          <w:tcPr/>
-          <w:p>
-            <w:pPr>
-              <w:pStyle w:val="Compact"/>
-            </w:pPr>
-          </w:p>
-        </w:tc>
-      </w:tr>
-      <w:tr>
-        <w:tc>
-          <w:tcPr/>
-          <w:p>
-            <w:pPr>
-              <w:pStyle w:val="Compact"/>
-              <w:jc w:val="left"/>
-            </w:pPr>
-            <w:r>
+          <w:tcPr>
+            <w:shd w:fill="FFFFFF" w:val="clear"/>
+          </w:tcPr>
+          <w:p>
+            <w:pPr>
+              <w:pStyle w:val="Compact"/>
+            </w:pPr>
+          </w:p>
+        </w:tc>
+        <w:tc>
+          <w:tcPr>
+            <w:shd w:fill="FFFFFF" w:val="clear"/>
+          </w:tcPr>
+          <w:p>
+            <w:pPr>
+              <w:pStyle w:val="Compact"/>
+            </w:pPr>
+          </w:p>
+        </w:tc>
+        <w:tc>
+          <w:tcPr>
+            <w:shd w:fill="FFFFFF" w:val="clear"/>
+          </w:tcPr>
+          <w:p>
+            <w:pPr>
+              <w:pStyle w:val="Compact"/>
+            </w:pPr>
+          </w:p>
+        </w:tc>
+        <w:tc>
+          <w:tcPr>
+            <w:shd w:fill="FFFFFF" w:val="clear"/>
+          </w:tcPr>
+          <w:p>
+            <w:pPr>
+              <w:pStyle w:val="Compact"/>
+            </w:pPr>
+          </w:p>
+        </w:tc>
+        <w:tc>
+          <w:tcPr>
+            <w:shd w:fill="FFFFFF" w:val="clear"/>
+          </w:tcPr>
+          <w:p>
+            <w:pPr>
+              <w:pStyle w:val="Compact"/>
+            </w:pPr>
+          </w:p>
+        </w:tc>
+      </w:tr>
+      <w:tr>
+        <w:tc>
+          <w:tcPr>
+            <w:shd w:fill="E8F8FF" w:val="clear"/>
+          </w:tcPr>
+          <w:p>
+            <w:pPr>
+              <w:pStyle w:val="Compact"/>
+              <w:jc w:val="left"/>
+            </w:pPr>
+            <w:r>
+              <w:rPr>
+                <w:color w:val="1A1A1A"/>
+                <w:sz w:val="19"/>
+              </w:rPr>
               <w:t xml:space="preserve">A2</w:t>
             </w:r>
           </w:p>
         </w:tc>
         <w:tc>
-          <w:tcPr/>
-          <w:p>
-            <w:pPr>
-              <w:pStyle w:val="Compact"/>
-            </w:pPr>
-          </w:p>
-        </w:tc>
-        <w:tc>
-          <w:tcPr/>
-          <w:p>
-            <w:pPr>
-              <w:pStyle w:val="Compact"/>
-            </w:pPr>
-          </w:p>
-        </w:tc>
-        <w:tc>
-          <w:tcPr/>
-          <w:p>
-            <w:pPr>
-              <w:pStyle w:val="Compact"/>
-            </w:pPr>
-          </w:p>
-        </w:tc>
-        <w:tc>
-          <w:tcPr/>
-          <w:p>
-            <w:pPr>
-              <w:pStyle w:val="Compact"/>
-            </w:pPr>
-          </w:p>
-        </w:tc>
-        <w:tc>
-          <w:tcPr/>
-          <w:p>
-            <w:pPr>
-              <w:pStyle w:val="Compact"/>
-            </w:pPr>
-          </w:p>
-        </w:tc>
-      </w:tr>
-      <w:tr>
-        <w:tc>
-          <w:tcPr/>
-          <w:p>
-            <w:pPr>
-              <w:pStyle w:val="Compact"/>
-              <w:jc w:val="left"/>
-            </w:pPr>
-            <w:r>
+          <w:tcPr>
+            <w:shd w:fill="E8F8FF" w:val="clear"/>
+          </w:tcPr>
+          <w:p>
+            <w:pPr>
+              <w:pStyle w:val="Compact"/>
+            </w:pPr>
+          </w:p>
+        </w:tc>
+        <w:tc>
+          <w:tcPr>
+            <w:shd w:fill="E8F8FF" w:val="clear"/>
+          </w:tcPr>
+          <w:p>
+            <w:pPr>
+              <w:pStyle w:val="Compact"/>
+            </w:pPr>
+          </w:p>
+        </w:tc>
+        <w:tc>
+          <w:tcPr>
+            <w:shd w:fill="E8F8FF" w:val="clear"/>
+          </w:tcPr>
+          <w:p>
+            <w:pPr>
+              <w:pStyle w:val="Compact"/>
+            </w:pPr>
+          </w:p>
+        </w:tc>
+        <w:tc>
+          <w:tcPr>
+            <w:shd w:fill="E8F8FF" w:val="clear"/>
+          </w:tcPr>
+          <w:p>
+            <w:pPr>
+              <w:pStyle w:val="Compact"/>
+            </w:pPr>
+          </w:p>
+        </w:tc>
+        <w:tc>
+          <w:tcPr>
+            <w:shd w:fill="E8F8FF" w:val="clear"/>
+          </w:tcPr>
+          <w:p>
+            <w:pPr>
+              <w:pStyle w:val="Compact"/>
+            </w:pPr>
+          </w:p>
+        </w:tc>
+      </w:tr>
+      <w:tr>
+        <w:tc>
+          <w:tcPr>
+            <w:shd w:fill="FFFFFF" w:val="clear"/>
+          </w:tcPr>
+          <w:p>
+            <w:pPr>
+              <w:pStyle w:val="Compact"/>
+              <w:jc w:val="left"/>
+            </w:pPr>
+            <w:r>
+              <w:rPr>
+                <w:color w:val="1A1A1A"/>
+                <w:sz w:val="19"/>
+              </w:rPr>
               <w:t xml:space="preserve">A3</w:t>
             </w:r>
           </w:p>
         </w:tc>
         <w:tc>
-          <w:tcPr/>
-          <w:p>
-            <w:pPr>
-              <w:pStyle w:val="Compact"/>
-            </w:pPr>
-          </w:p>
-        </w:tc>
-        <w:tc>
-          <w:tcPr/>
-          <w:p>
-            <w:pPr>
-              <w:pStyle w:val="Compact"/>
-            </w:pPr>
-          </w:p>
-        </w:tc>
-        <w:tc>
-          <w:tcPr/>
-          <w:p>
-            <w:pPr>
-              <w:pStyle w:val="Compact"/>
-            </w:pPr>
-          </w:p>
-        </w:tc>
-        <w:tc>
-          <w:tcPr/>
-          <w:p>
-            <w:pPr>
-              <w:pStyle w:val="Compact"/>
-            </w:pPr>
-          </w:p>
-        </w:tc>
-        <w:tc>
-          <w:tcPr/>
+          <w:tcPr>
+            <w:shd w:fill="FFFFFF" w:val="clear"/>
+          </w:tcPr>
+          <w:p>
+            <w:pPr>
+              <w:pStyle w:val="Compact"/>
+            </w:pPr>
+          </w:p>
+        </w:tc>
+        <w:tc>
+          <w:tcPr>
+            <w:shd w:fill="FFFFFF" w:val="clear"/>
+          </w:tcPr>
+          <w:p>
+            <w:pPr>
+              <w:pStyle w:val="Compact"/>
+            </w:pPr>
+          </w:p>
+        </w:tc>
+        <w:tc>
+          <w:tcPr>
+            <w:shd w:fill="FFFFFF" w:val="clear"/>
+          </w:tcPr>
+          <w:p>
+            <w:pPr>
+              <w:pStyle w:val="Compact"/>
+            </w:pPr>
+          </w:p>
+        </w:tc>
+        <w:tc>
+          <w:tcPr>
+            <w:shd w:fill="FFFFFF" w:val="clear"/>
+          </w:tcPr>
+          <w:p>
+            <w:pPr>
+              <w:pStyle w:val="Compact"/>
+            </w:pPr>
+          </w:p>
+        </w:tc>
+        <w:tc>
+          <w:tcPr>
+            <w:shd w:fill="FFFFFF" w:val="clear"/>
+          </w:tcPr>
           <w:p>
             <w:pPr>
               <w:pStyle w:val="Compact"/>
@@ -1388,9 +2001,29 @@
     <w:bookmarkStart w:id="27" w:name="pricing-summary"/>
     <w:p>
       <w:pPr>
+        <w:pBdr>
+          <w:top w:val="single" w:sz="18" w:space="1" w:color="F5A623"/>
+          <w:bottom w:val="single" w:sz="6" w:space="1" w:color="0099CC"/>
+        </w:pBdr>
+        <w:spacing w:before="200" w:after="200"/>
+      </w:pPr>
+    </w:p>
+    <w:p>
+      <w:pPr>
         <w:pStyle w:val="Heading2"/>
-      </w:pPr>
-      <w:r>
+        <w:rPr>
+          <w:color w:val="0099CC"/>
+        </w:rPr>
+        <w:pBdr>
+          <w:bottom w:val="single" w:sz="6" w:space="2" w:color="00BFFF"/>
+        </w:pBdr>
+      </w:pPr>
+      <w:r>
+        <w:rPr>
+          <w:b/>
+          <w:color w:val="0099CC"/>
+          <w:sz w:val="32"/>
+        </w:rPr>
         <w:t xml:space="preserve">PRICING SUMMARY</w:t>
       </w:r>
     </w:p>
@@ -1400,6 +2033,14 @@
         <w:tblW w:type="pct" w:w="5000"/>
         <w:tblLook w:firstRow="1" w:lastRow="0" w:firstColumn="0" w:lastColumn="0" w:noHBand="0" w:noVBand="0" w:val="0020"/>
         <w:jc w:val="start"/>
+        <w:tblBorders>
+          <w:top w:val="single" w:sz="4" w:space="0" w:color="B0D4E8"/>
+          <w:left w:val="single" w:sz="4" w:space="0" w:color="B0D4E8"/>
+          <w:bottom w:val="single" w:sz="4" w:space="0" w:color="B0D4E8"/>
+          <w:right w:val="single" w:sz="4" w:space="0" w:color="B0D4E8"/>
+          <w:insideH w:val="single" w:sz="4" w:space="0" w:color="B0D4E8"/>
+          <w:insideV w:val="single" w:sz="4" w:space="0" w:color="B0D4E8"/>
+        </w:tblBorders>
       </w:tblPr>
       <w:tblGrid>
         <w:gridCol w:w="3960"/>
@@ -1410,21 +2051,30 @@
           <w:tblHeader w:val="true"/>
         </w:trPr>
         <w:tc>
-          <w:tcPr/>
-          <w:p>
-            <w:pPr>
-              <w:pStyle w:val="Compact"/>
-            </w:pPr>
-          </w:p>
-        </w:tc>
-        <w:tc>
-          <w:tcPr/>
-          <w:p>
-            <w:pPr>
-              <w:pStyle w:val="Compact"/>
-              <w:jc w:val="left"/>
-            </w:pPr>
-            <w:r>
+          <w:tcPr>
+            <w:shd w:fill="0099CC" w:val="clear"/>
+          </w:tcPr>
+          <w:p>
+            <w:pPr>
+              <w:pStyle w:val="Compact"/>
+            </w:pPr>
+          </w:p>
+        </w:tc>
+        <w:tc>
+          <w:tcPr>
+            <w:shd w:fill="0099CC" w:val="clear"/>
+          </w:tcPr>
+          <w:p>
+            <w:pPr>
+              <w:pStyle w:val="Compact"/>
+              <w:jc w:val="left"/>
+            </w:pPr>
+            <w:r>
+              <w:rPr>
+                <w:b/>
+                <w:color w:val="FFFFFF"/>
+                <w:sz w:val="20"/>
+              </w:rPr>
               <w:t xml:space="preserve">Amount (₦)</w:t>
             </w:r>
           </w:p>
@@ -1432,7 +2082,9 @@
       </w:tr>
       <w:tr>
         <w:tc>
-          <w:tcPr/>
+          <w:tcPr>
+            <w:shd w:fill="FFFFFF" w:val="clear"/>
+          </w:tcPr>
           <w:p>
             <w:pPr>
               <w:pStyle w:val="Compact"/>
@@ -1442,19 +2094,27 @@
               <w:rPr>
                 <w:bCs/>
                 <w:b/>
+                <w:color w:val="1A1A1A"/>
+                <w:sz w:val="19"/>
               </w:rPr>
               <w:t xml:space="preserve">Subtotal (Quoted Items):</w:t>
             </w:r>
           </w:p>
         </w:tc>
         <w:tc>
-          <w:tcPr/>
-          <w:p>
-            <w:pPr>
-              <w:pStyle w:val="Compact"/>
-              <w:jc w:val="left"/>
-            </w:pPr>
-            <w:r>
+          <w:tcPr>
+            <w:shd w:fill="FFFFFF" w:val="clear"/>
+          </w:tcPr>
+          <w:p>
+            <w:pPr>
+              <w:pStyle w:val="Compact"/>
+              <w:jc w:val="left"/>
+            </w:pPr>
+            <w:r>
+              <w:rPr>
+                <w:color w:val="1A1A1A"/>
+                <w:sz w:val="19"/>
+              </w:rPr>
               <w:t xml:space="preserve">__________________________________________</w:t>
             </w:r>
           </w:p>
@@ -1462,7 +2122,9 @@
       </w:tr>
       <w:tr>
         <w:tc>
-          <w:tcPr/>
+          <w:tcPr>
+            <w:shd w:fill="E8F8FF" w:val="clear"/>
+          </w:tcPr>
           <w:p>
             <w:pPr>
               <w:pStyle w:val="Compact"/>
@@ -1472,19 +2134,27 @@
               <w:rPr>
                 <w:bCs/>
                 <w:b/>
+                <w:color w:val="1A1A1A"/>
+                <w:sz w:val="19"/>
               </w:rPr>
               <w:t xml:space="preserve">Subtotal (Optional Items):</w:t>
             </w:r>
           </w:p>
         </w:tc>
         <w:tc>
-          <w:tcPr/>
-          <w:p>
-            <w:pPr>
-              <w:pStyle w:val="Compact"/>
-              <w:jc w:val="left"/>
-            </w:pPr>
-            <w:r>
+          <w:tcPr>
+            <w:shd w:fill="E8F8FF" w:val="clear"/>
+          </w:tcPr>
+          <w:p>
+            <w:pPr>
+              <w:pStyle w:val="Compact"/>
+              <w:jc w:val="left"/>
+            </w:pPr>
+            <w:r>
+              <w:rPr>
+                <w:color w:val="1A1A1A"/>
+                <w:sz w:val="19"/>
+              </w:rPr>
               <w:t xml:space="preserve">__________________________________________</w:t>
             </w:r>
           </w:p>
@@ -1492,7 +2162,9 @@
       </w:tr>
       <w:tr>
         <w:tc>
-          <w:tcPr/>
+          <w:tcPr>
+            <w:shd w:fill="FFFFFF" w:val="clear"/>
+          </w:tcPr>
           <w:p>
             <w:pPr>
               <w:pStyle w:val="Compact"/>
@@ -1502,19 +2174,27 @@
               <w:rPr>
                 <w:bCs/>
                 <w:b/>
+                <w:color w:val="1A1A1A"/>
+                <w:sz w:val="19"/>
               </w:rPr>
               <w:t xml:space="preserve">Discount (________%):</w:t>
             </w:r>
           </w:p>
         </w:tc>
         <w:tc>
-          <w:tcPr/>
-          <w:p>
-            <w:pPr>
-              <w:pStyle w:val="Compact"/>
-              <w:jc w:val="left"/>
-            </w:pPr>
-            <w:r>
+          <w:tcPr>
+            <w:shd w:fill="FFFFFF" w:val="clear"/>
+          </w:tcPr>
+          <w:p>
+            <w:pPr>
+              <w:pStyle w:val="Compact"/>
+              <w:jc w:val="left"/>
+            </w:pPr>
+            <w:r>
+              <w:rPr>
+                <w:color w:val="1A1A1A"/>
+                <w:sz w:val="19"/>
+              </w:rPr>
               <w:t xml:space="preserve">(________________________________________)</w:t>
             </w:r>
           </w:p>
@@ -1522,7 +2202,9 @@
       </w:tr>
       <w:tr>
         <w:tc>
-          <w:tcPr/>
+          <w:tcPr>
+            <w:shd w:fill="E8F8FF" w:val="clear"/>
+          </w:tcPr>
           <w:p>
             <w:pPr>
               <w:pStyle w:val="Compact"/>
@@ -1532,19 +2214,27 @@
               <w:rPr>
                 <w:bCs/>
                 <w:b/>
+                <w:color w:val="1A1A1A"/>
+                <w:sz w:val="19"/>
               </w:rPr>
               <w:t xml:space="preserve">Net Amount:</w:t>
             </w:r>
           </w:p>
         </w:tc>
         <w:tc>
-          <w:tcPr/>
-          <w:p>
-            <w:pPr>
-              <w:pStyle w:val="Compact"/>
-              <w:jc w:val="left"/>
-            </w:pPr>
-            <w:r>
+          <w:tcPr>
+            <w:shd w:fill="E8F8FF" w:val="clear"/>
+          </w:tcPr>
+          <w:p>
+            <w:pPr>
+              <w:pStyle w:val="Compact"/>
+              <w:jc w:val="left"/>
+            </w:pPr>
+            <w:r>
+              <w:rPr>
+                <w:color w:val="1A1A1A"/>
+                <w:sz w:val="19"/>
+              </w:rPr>
               <w:t xml:space="preserve">__________________________________________</w:t>
             </w:r>
           </w:p>
@@ -1552,7 +2242,9 @@
       </w:tr>
       <w:tr>
         <w:tc>
-          <w:tcPr/>
+          <w:tcPr>
+            <w:shd w:fill="FFFFFF" w:val="clear"/>
+          </w:tcPr>
           <w:p>
             <w:pPr>
               <w:pStyle w:val="Compact"/>
@@ -1562,19 +2254,27 @@
               <w:rPr>
                 <w:bCs/>
                 <w:b/>
+                <w:color w:val="1A1A1A"/>
+                <w:sz w:val="19"/>
               </w:rPr>
               <w:t xml:space="preserve">VAT @ 7.5%:</w:t>
             </w:r>
           </w:p>
         </w:tc>
         <w:tc>
-          <w:tcPr/>
-          <w:p>
-            <w:pPr>
-              <w:pStyle w:val="Compact"/>
-              <w:jc w:val="left"/>
-            </w:pPr>
-            <w:r>
+          <w:tcPr>
+            <w:shd w:fill="FFFFFF" w:val="clear"/>
+          </w:tcPr>
+          <w:p>
+            <w:pPr>
+              <w:pStyle w:val="Compact"/>
+              <w:jc w:val="left"/>
+            </w:pPr>
+            <w:r>
+              <w:rPr>
+                <w:color w:val="1A1A1A"/>
+                <w:sz w:val="19"/>
+              </w:rPr>
               <w:t xml:space="preserve">__________________________________________</w:t>
             </w:r>
           </w:p>
@@ -1582,7 +2282,9 @@
       </w:tr>
       <w:tr>
         <w:tc>
-          <w:tcPr/>
+          <w:tcPr>
+            <w:shd w:fill="E8F8FF" w:val="clear"/>
+          </w:tcPr>
           <w:p>
             <w:pPr>
               <w:pStyle w:val="Compact"/>
@@ -1592,19 +2294,27 @@
               <w:rPr>
                 <w:bCs/>
                 <w:b/>
+                <w:color w:val="1A1A1A"/>
+                <w:sz w:val="19"/>
               </w:rPr>
               <w:t xml:space="preserve">GRAND TOTAL:</w:t>
             </w:r>
           </w:p>
         </w:tc>
         <w:tc>
-          <w:tcPr/>
-          <w:p>
-            <w:pPr>
-              <w:pStyle w:val="Compact"/>
-              <w:jc w:val="left"/>
-            </w:pPr>
-            <w:r>
+          <w:tcPr>
+            <w:shd w:fill="E8F8FF" w:val="clear"/>
+          </w:tcPr>
+          <w:p>
+            <w:pPr>
+              <w:pStyle w:val="Compact"/>
+              <w:jc w:val="left"/>
+            </w:pPr>
+            <w:r>
+              <w:rPr>
+                <w:color w:val="1A1A1A"/>
+                <w:sz w:val="19"/>
+              </w:rPr>
               <w:t xml:space="preserve">__________________________________________</w:t>
             </w:r>
           </w:p>
@@ -1640,9 +2350,29 @@
     <w:bookmarkStart w:id="28" w:name="delivery-implementation-timeline"/>
     <w:p>
       <w:pPr>
+        <w:pBdr>
+          <w:top w:val="single" w:sz="18" w:space="1" w:color="F5A623"/>
+          <w:bottom w:val="single" w:sz="6" w:space="1" w:color="0099CC"/>
+        </w:pBdr>
+        <w:spacing w:before="200" w:after="200"/>
+      </w:pPr>
+    </w:p>
+    <w:p>
+      <w:pPr>
         <w:pStyle w:val="Heading2"/>
-      </w:pPr>
-      <w:r>
+        <w:rPr>
+          <w:color w:val="0099CC"/>
+        </w:rPr>
+        <w:pBdr>
+          <w:bottom w:val="single" w:sz="6" w:space="2" w:color="00BFFF"/>
+        </w:pBdr>
+      </w:pPr>
+      <w:r>
+        <w:rPr>
+          <w:b/>
+          <w:color w:val="0099CC"/>
+          <w:sz w:val="32"/>
+        </w:rPr>
         <w:t xml:space="preserve">DELIVERY / IMPLEMENTATION TIMELINE</w:t>
       </w:r>
     </w:p>
@@ -1652,6 +2382,14 @@
         <w:tblW w:type="auto" w:w="0"/>
         <w:tblLook w:firstRow="1" w:lastRow="0" w:firstColumn="0" w:lastColumn="0" w:noHBand="0" w:noVBand="0" w:val="0020"/>
         <w:jc w:val="start"/>
+        <w:tblBorders>
+          <w:top w:val="single" w:sz="4" w:space="0" w:color="B0D4E8"/>
+          <w:left w:val="single" w:sz="4" w:space="0" w:color="B0D4E8"/>
+          <w:bottom w:val="single" w:sz="4" w:space="0" w:color="B0D4E8"/>
+          <w:right w:val="single" w:sz="4" w:space="0" w:color="B0D4E8"/>
+          <w:insideH w:val="single" w:sz="4" w:space="0" w:color="B0D4E8"/>
+          <w:insideV w:val="single" w:sz="4" w:space="0" w:color="B0D4E8"/>
+        </w:tblBorders>
       </w:tblPr>
       <w:tblGrid>
         <w:gridCol w:w="1980"/>
@@ -1664,49 +2402,77 @@
           <w:tblHeader w:val="true"/>
         </w:trPr>
         <w:tc>
-          <w:tcPr/>
-          <w:p>
-            <w:pPr>
-              <w:pStyle w:val="Compact"/>
-              <w:jc w:val="left"/>
-            </w:pPr>
-            <w:r>
+          <w:tcPr>
+            <w:shd w:fill="0099CC" w:val="clear"/>
+          </w:tcPr>
+          <w:p>
+            <w:pPr>
+              <w:pStyle w:val="Compact"/>
+              <w:jc w:val="left"/>
+            </w:pPr>
+            <w:r>
+              <w:rPr>
+                <w:b/>
+                <w:color w:val="FFFFFF"/>
+                <w:sz w:val="20"/>
+              </w:rPr>
               <w:t xml:space="preserve">Phase</w:t>
             </w:r>
           </w:p>
         </w:tc>
         <w:tc>
-          <w:tcPr/>
-          <w:p>
-            <w:pPr>
-              <w:pStyle w:val="Compact"/>
-              <w:jc w:val="left"/>
-            </w:pPr>
-            <w:r>
+          <w:tcPr>
+            <w:shd w:fill="0099CC" w:val="clear"/>
+          </w:tcPr>
+          <w:p>
+            <w:pPr>
+              <w:pStyle w:val="Compact"/>
+              <w:jc w:val="left"/>
+            </w:pPr>
+            <w:r>
+              <w:rPr>
+                <w:b/>
+                <w:color w:val="FFFFFF"/>
+                <w:sz w:val="20"/>
+              </w:rPr>
               <w:t xml:space="preserve">Description</w:t>
             </w:r>
           </w:p>
         </w:tc>
         <w:tc>
-          <w:tcPr/>
-          <w:p>
-            <w:pPr>
-              <w:pStyle w:val="Compact"/>
-              <w:jc w:val="left"/>
-            </w:pPr>
-            <w:r>
+          <w:tcPr>
+            <w:shd w:fill="0099CC" w:val="clear"/>
+          </w:tcPr>
+          <w:p>
+            <w:pPr>
+              <w:pStyle w:val="Compact"/>
+              <w:jc w:val="left"/>
+            </w:pPr>
+            <w:r>
+              <w:rPr>
+                <w:b/>
+                <w:color w:val="FFFFFF"/>
+                <w:sz w:val="20"/>
+              </w:rPr>
               <w:t xml:space="preserve">Duration</w:t>
             </w:r>
           </w:p>
         </w:tc>
         <w:tc>
-          <w:tcPr/>
-          <w:p>
-            <w:pPr>
-              <w:pStyle w:val="Compact"/>
-              <w:jc w:val="left"/>
-            </w:pPr>
-            <w:r>
+          <w:tcPr>
+            <w:shd w:fill="0099CC" w:val="clear"/>
+          </w:tcPr>
+          <w:p>
+            <w:pPr>
+              <w:pStyle w:val="Compact"/>
+              <w:jc w:val="left"/>
+            </w:pPr>
+            <w:r>
+              <w:rPr>
+                <w:b/>
+                <w:color w:val="FFFFFF"/>
+                <w:sz w:val="20"/>
+              </w:rPr>
               <w:t xml:space="preserve">Estimated Completion</w:t>
             </w:r>
           </w:p>
@@ -1714,111 +2480,147 @@
       </w:tr>
       <w:tr>
         <w:tc>
-          <w:tcPr/>
-          <w:p>
-            <w:pPr>
-              <w:pStyle w:val="Compact"/>
-              <w:jc w:val="left"/>
-            </w:pPr>
-            <w:r>
+          <w:tcPr>
+            <w:shd w:fill="FFFFFF" w:val="clear"/>
+          </w:tcPr>
+          <w:p>
+            <w:pPr>
+              <w:pStyle w:val="Compact"/>
+              <w:jc w:val="left"/>
+            </w:pPr>
+            <w:r>
+              <w:rPr>
+                <w:color w:val="1A1A1A"/>
+                <w:sz w:val="19"/>
+              </w:rPr>
               <w:t xml:space="preserve">1</w:t>
             </w:r>
           </w:p>
         </w:tc>
         <w:tc>
-          <w:tcPr/>
-          <w:p>
-            <w:pPr>
-              <w:pStyle w:val="Compact"/>
-            </w:pPr>
-          </w:p>
-        </w:tc>
-        <w:tc>
-          <w:tcPr/>
-          <w:p>
-            <w:pPr>
-              <w:pStyle w:val="Compact"/>
-            </w:pPr>
-          </w:p>
-        </w:tc>
-        <w:tc>
-          <w:tcPr/>
-          <w:p>
-            <w:pPr>
-              <w:pStyle w:val="Compact"/>
-            </w:pPr>
-          </w:p>
-        </w:tc>
-      </w:tr>
-      <w:tr>
-        <w:tc>
-          <w:tcPr/>
-          <w:p>
-            <w:pPr>
-              <w:pStyle w:val="Compact"/>
-              <w:jc w:val="left"/>
-            </w:pPr>
-            <w:r>
+          <w:tcPr>
+            <w:shd w:fill="FFFFFF" w:val="clear"/>
+          </w:tcPr>
+          <w:p>
+            <w:pPr>
+              <w:pStyle w:val="Compact"/>
+            </w:pPr>
+          </w:p>
+        </w:tc>
+        <w:tc>
+          <w:tcPr>
+            <w:shd w:fill="FFFFFF" w:val="clear"/>
+          </w:tcPr>
+          <w:p>
+            <w:pPr>
+              <w:pStyle w:val="Compact"/>
+            </w:pPr>
+          </w:p>
+        </w:tc>
+        <w:tc>
+          <w:tcPr>
+            <w:shd w:fill="FFFFFF" w:val="clear"/>
+          </w:tcPr>
+          <w:p>
+            <w:pPr>
+              <w:pStyle w:val="Compact"/>
+            </w:pPr>
+          </w:p>
+        </w:tc>
+      </w:tr>
+      <w:tr>
+        <w:tc>
+          <w:tcPr>
+            <w:shd w:fill="E8F8FF" w:val="clear"/>
+          </w:tcPr>
+          <w:p>
+            <w:pPr>
+              <w:pStyle w:val="Compact"/>
+              <w:jc w:val="left"/>
+            </w:pPr>
+            <w:r>
+              <w:rPr>
+                <w:color w:val="1A1A1A"/>
+                <w:sz w:val="19"/>
+              </w:rPr>
               <w:t xml:space="preserve">2</w:t>
             </w:r>
           </w:p>
         </w:tc>
         <w:tc>
-          <w:tcPr/>
-          <w:p>
-            <w:pPr>
-              <w:pStyle w:val="Compact"/>
-            </w:pPr>
-          </w:p>
-        </w:tc>
-        <w:tc>
-          <w:tcPr/>
-          <w:p>
-            <w:pPr>
-              <w:pStyle w:val="Compact"/>
-            </w:pPr>
-          </w:p>
-        </w:tc>
-        <w:tc>
-          <w:tcPr/>
-          <w:p>
-            <w:pPr>
-              <w:pStyle w:val="Compact"/>
-            </w:pPr>
-          </w:p>
-        </w:tc>
-      </w:tr>
-      <w:tr>
-        <w:tc>
-          <w:tcPr/>
-          <w:p>
-            <w:pPr>
-              <w:pStyle w:val="Compact"/>
-              <w:jc w:val="left"/>
-            </w:pPr>
-            <w:r>
+          <w:tcPr>
+            <w:shd w:fill="E8F8FF" w:val="clear"/>
+          </w:tcPr>
+          <w:p>
+            <w:pPr>
+              <w:pStyle w:val="Compact"/>
+            </w:pPr>
+          </w:p>
+        </w:tc>
+        <w:tc>
+          <w:tcPr>
+            <w:shd w:fill="E8F8FF" w:val="clear"/>
+          </w:tcPr>
+          <w:p>
+            <w:pPr>
+              <w:pStyle w:val="Compact"/>
+            </w:pPr>
+          </w:p>
+        </w:tc>
+        <w:tc>
+          <w:tcPr>
+            <w:shd w:fill="E8F8FF" w:val="clear"/>
+          </w:tcPr>
+          <w:p>
+            <w:pPr>
+              <w:pStyle w:val="Compact"/>
+            </w:pPr>
+          </w:p>
+        </w:tc>
+      </w:tr>
+      <w:tr>
+        <w:tc>
+          <w:tcPr>
+            <w:shd w:fill="FFFFFF" w:val="clear"/>
+          </w:tcPr>
+          <w:p>
+            <w:pPr>
+              <w:pStyle w:val="Compact"/>
+              <w:jc w:val="left"/>
+            </w:pPr>
+            <w:r>
+              <w:rPr>
+                <w:color w:val="1A1A1A"/>
+                <w:sz w:val="19"/>
+              </w:rPr>
               <w:t xml:space="preserve">3</w:t>
             </w:r>
           </w:p>
         </w:tc>
         <w:tc>
-          <w:tcPr/>
-          <w:p>
-            <w:pPr>
-              <w:pStyle w:val="Compact"/>
-            </w:pPr>
-          </w:p>
-        </w:tc>
-        <w:tc>
-          <w:tcPr/>
-          <w:p>
-            <w:pPr>
-              <w:pStyle w:val="Compact"/>
-            </w:pPr>
-          </w:p>
-        </w:tc>
-        <w:tc>
-          <w:tcPr/>
+          <w:tcPr>
+            <w:shd w:fill="FFFFFF" w:val="clear"/>
+          </w:tcPr>
+          <w:p>
+            <w:pPr>
+              <w:pStyle w:val="Compact"/>
+            </w:pPr>
+          </w:p>
+        </w:tc>
+        <w:tc>
+          <w:tcPr>
+            <w:shd w:fill="FFFFFF" w:val="clear"/>
+          </w:tcPr>
+          <w:p>
+            <w:pPr>
+              <w:pStyle w:val="Compact"/>
+            </w:pPr>
+          </w:p>
+        </w:tc>
+        <w:tc>
+          <w:tcPr>
+            <w:shd w:fill="FFFFFF" w:val="clear"/>
+          </w:tcPr>
           <w:p>
             <w:pPr>
               <w:pStyle w:val="Compact"/>
@@ -1856,9 +2658,29 @@
     <w:bookmarkStart w:id="30" w:name="payment-terms"/>
     <w:p>
       <w:pPr>
+        <w:pBdr>
+          <w:top w:val="single" w:sz="18" w:space="1" w:color="F5A623"/>
+          <w:bottom w:val="single" w:sz="6" w:space="1" w:color="0099CC"/>
+        </w:pBdr>
+        <w:spacing w:before="200" w:after="200"/>
+      </w:pPr>
+    </w:p>
+    <w:p>
+      <w:pPr>
         <w:pStyle w:val="Heading2"/>
-      </w:pPr>
-      <w:r>
+        <w:rPr>
+          <w:color w:val="0099CC"/>
+        </w:rPr>
+        <w:pBdr>
+          <w:bottom w:val="single" w:sz="6" w:space="2" w:color="00BFFF"/>
+        </w:pBdr>
+      </w:pPr>
+      <w:r>
+        <w:rPr>
+          <w:b/>
+          <w:color w:val="0099CC"/>
+          <w:sz w:val="32"/>
+        </w:rPr>
         <w:t xml:space="preserve">PAYMENT TERMS</w:t>
       </w:r>
     </w:p>
@@ -1868,6 +2690,14 @@
         <w:tblW w:type="auto" w:w="0"/>
         <w:tblLook w:firstRow="1" w:lastRow="0" w:firstColumn="0" w:lastColumn="0" w:noHBand="0" w:noVBand="0" w:val="0020"/>
         <w:jc w:val="start"/>
+        <w:tblBorders>
+          <w:top w:val="single" w:sz="4" w:space="0" w:color="B0D4E8"/>
+          <w:left w:val="single" w:sz="4" w:space="0" w:color="B0D4E8"/>
+          <w:bottom w:val="single" w:sz="4" w:space="0" w:color="B0D4E8"/>
+          <w:right w:val="single" w:sz="4" w:space="0" w:color="B0D4E8"/>
+          <w:insideH w:val="single" w:sz="4" w:space="0" w:color="B0D4E8"/>
+          <w:insideV w:val="single" w:sz="4" w:space="0" w:color="B0D4E8"/>
+        </w:tblBorders>
       </w:tblPr>
       <w:tblGrid>
         <w:gridCol w:w="1980"/>
@@ -1880,49 +2710,77 @@
           <w:tblHeader w:val="true"/>
         </w:trPr>
         <w:tc>
-          <w:tcPr/>
-          <w:p>
-            <w:pPr>
-              <w:pStyle w:val="Compact"/>
-              <w:jc w:val="left"/>
-            </w:pPr>
-            <w:r>
+          <w:tcPr>
+            <w:shd w:fill="0099CC" w:val="clear"/>
+          </w:tcPr>
+          <w:p>
+            <w:pPr>
+              <w:pStyle w:val="Compact"/>
+              <w:jc w:val="left"/>
+            </w:pPr>
+            <w:r>
+              <w:rPr>
+                <w:b/>
+                <w:color w:val="FFFFFF"/>
+                <w:sz w:val="20"/>
+              </w:rPr>
               <w:t xml:space="preserve">Milestone</w:t>
             </w:r>
           </w:p>
         </w:tc>
         <w:tc>
-          <w:tcPr/>
-          <w:p>
-            <w:pPr>
-              <w:pStyle w:val="Compact"/>
-              <w:jc w:val="left"/>
-            </w:pPr>
-            <w:r>
+          <w:tcPr>
+            <w:shd w:fill="0099CC" w:val="clear"/>
+          </w:tcPr>
+          <w:p>
+            <w:pPr>
+              <w:pStyle w:val="Compact"/>
+              <w:jc w:val="left"/>
+            </w:pPr>
+            <w:r>
+              <w:rPr>
+                <w:b/>
+                <w:color w:val="FFFFFF"/>
+                <w:sz w:val="20"/>
+              </w:rPr>
               <w:t xml:space="preserve">Percentage</w:t>
             </w:r>
           </w:p>
         </w:tc>
         <w:tc>
-          <w:tcPr/>
-          <w:p>
-            <w:pPr>
-              <w:pStyle w:val="Compact"/>
-              <w:jc w:val="left"/>
-            </w:pPr>
-            <w:r>
+          <w:tcPr>
+            <w:shd w:fill="0099CC" w:val="clear"/>
+          </w:tcPr>
+          <w:p>
+            <w:pPr>
+              <w:pStyle w:val="Compact"/>
+              <w:jc w:val="left"/>
+            </w:pPr>
+            <w:r>
+              <w:rPr>
+                <w:b/>
+                <w:color w:val="FFFFFF"/>
+                <w:sz w:val="20"/>
+              </w:rPr>
               <w:t xml:space="preserve">Amount (₦)</w:t>
             </w:r>
           </w:p>
         </w:tc>
         <w:tc>
-          <w:tcPr/>
-          <w:p>
-            <w:pPr>
-              <w:pStyle w:val="Compact"/>
-              <w:jc w:val="left"/>
-            </w:pPr>
-            <w:r>
+          <w:tcPr>
+            <w:shd w:fill="0099CC" w:val="clear"/>
+          </w:tcPr>
+          <w:p>
+            <w:pPr>
+              <w:pStyle w:val="Compact"/>
+              <w:jc w:val="left"/>
+            </w:pPr>
+            <w:r>
+              <w:rPr>
+                <w:b/>
+                <w:color w:val="FFFFFF"/>
+                <w:sz w:val="20"/>
+              </w:rPr>
               <w:t xml:space="preserve">Due Date</w:t>
             </w:r>
           </w:p>
@@ -1930,123 +2788,171 @@
       </w:tr>
       <w:tr>
         <w:tc>
-          <w:tcPr/>
-          <w:p>
-            <w:pPr>
-              <w:pStyle w:val="Compact"/>
-              <w:jc w:val="left"/>
-            </w:pPr>
-            <w:r>
+          <w:tcPr>
+            <w:shd w:fill="FFFFFF" w:val="clear"/>
+          </w:tcPr>
+          <w:p>
+            <w:pPr>
+              <w:pStyle w:val="Compact"/>
+              <w:jc w:val="left"/>
+            </w:pPr>
+            <w:r>
+              <w:rPr>
+                <w:color w:val="1A1A1A"/>
+                <w:sz w:val="19"/>
+              </w:rPr>
               <w:t xml:space="preserve">Upon acceptance / mobilization</w:t>
             </w:r>
           </w:p>
         </w:tc>
         <w:tc>
-          <w:tcPr/>
-          <w:p>
-            <w:pPr>
-              <w:pStyle w:val="Compact"/>
-              <w:jc w:val="left"/>
-            </w:pPr>
-            <w:r>
+          <w:tcPr>
+            <w:shd w:fill="FFFFFF" w:val="clear"/>
+          </w:tcPr>
+          <w:p>
+            <w:pPr>
+              <w:pStyle w:val="Compact"/>
+              <w:jc w:val="left"/>
+            </w:pPr>
+            <w:r>
+              <w:rPr>
+                <w:color w:val="1A1A1A"/>
+                <w:sz w:val="19"/>
+              </w:rPr>
               <w:t xml:space="preserve">________%</w:t>
             </w:r>
           </w:p>
         </w:tc>
         <w:tc>
-          <w:tcPr/>
-          <w:p>
-            <w:pPr>
-              <w:pStyle w:val="Compact"/>
-            </w:pPr>
-          </w:p>
-        </w:tc>
-        <w:tc>
-          <w:tcPr/>
-          <w:p>
-            <w:pPr>
-              <w:pStyle w:val="Compact"/>
-            </w:pPr>
-          </w:p>
-        </w:tc>
-      </w:tr>
-      <w:tr>
-        <w:tc>
-          <w:tcPr/>
-          <w:p>
-            <w:pPr>
-              <w:pStyle w:val="Compact"/>
-              <w:jc w:val="left"/>
-            </w:pPr>
-            <w:r>
+          <w:tcPr>
+            <w:shd w:fill="FFFFFF" w:val="clear"/>
+          </w:tcPr>
+          <w:p>
+            <w:pPr>
+              <w:pStyle w:val="Compact"/>
+            </w:pPr>
+          </w:p>
+        </w:tc>
+        <w:tc>
+          <w:tcPr>
+            <w:shd w:fill="FFFFFF" w:val="clear"/>
+          </w:tcPr>
+          <w:p>
+            <w:pPr>
+              <w:pStyle w:val="Compact"/>
+            </w:pPr>
+          </w:p>
+        </w:tc>
+      </w:tr>
+      <w:tr>
+        <w:tc>
+          <w:tcPr>
+            <w:shd w:fill="E8F8FF" w:val="clear"/>
+          </w:tcPr>
+          <w:p>
+            <w:pPr>
+              <w:pStyle w:val="Compact"/>
+              <w:jc w:val="left"/>
+            </w:pPr>
+            <w:r>
+              <w:rPr>
+                <w:color w:val="1A1A1A"/>
+                <w:sz w:val="19"/>
+              </w:rPr>
               <w:t xml:space="preserve">Upon delivery / mid-project</w:t>
             </w:r>
           </w:p>
         </w:tc>
         <w:tc>
-          <w:tcPr/>
-          <w:p>
-            <w:pPr>
-              <w:pStyle w:val="Compact"/>
-              <w:jc w:val="left"/>
-            </w:pPr>
-            <w:r>
+          <w:tcPr>
+            <w:shd w:fill="E8F8FF" w:val="clear"/>
+          </w:tcPr>
+          <w:p>
+            <w:pPr>
+              <w:pStyle w:val="Compact"/>
+              <w:jc w:val="left"/>
+            </w:pPr>
+            <w:r>
+              <w:rPr>
+                <w:color w:val="1A1A1A"/>
+                <w:sz w:val="19"/>
+              </w:rPr>
               <w:t xml:space="preserve">________%</w:t>
             </w:r>
           </w:p>
         </w:tc>
         <w:tc>
-          <w:tcPr/>
-          <w:p>
-            <w:pPr>
-              <w:pStyle w:val="Compact"/>
-            </w:pPr>
-          </w:p>
-        </w:tc>
-        <w:tc>
-          <w:tcPr/>
-          <w:p>
-            <w:pPr>
-              <w:pStyle w:val="Compact"/>
-            </w:pPr>
-          </w:p>
-        </w:tc>
-      </w:tr>
-      <w:tr>
-        <w:tc>
-          <w:tcPr/>
-          <w:p>
-            <w:pPr>
-              <w:pStyle w:val="Compact"/>
-              <w:jc w:val="left"/>
-            </w:pPr>
-            <w:r>
+          <w:tcPr>
+            <w:shd w:fill="E8F8FF" w:val="clear"/>
+          </w:tcPr>
+          <w:p>
+            <w:pPr>
+              <w:pStyle w:val="Compact"/>
+            </w:pPr>
+          </w:p>
+        </w:tc>
+        <w:tc>
+          <w:tcPr>
+            <w:shd w:fill="E8F8FF" w:val="clear"/>
+          </w:tcPr>
+          <w:p>
+            <w:pPr>
+              <w:pStyle w:val="Compact"/>
+            </w:pPr>
+          </w:p>
+        </w:tc>
+      </w:tr>
+      <w:tr>
+        <w:tc>
+          <w:tcPr>
+            <w:shd w:fill="FFFFFF" w:val="clear"/>
+          </w:tcPr>
+          <w:p>
+            <w:pPr>
+              <w:pStyle w:val="Compact"/>
+              <w:jc w:val="left"/>
+            </w:pPr>
+            <w:r>
+              <w:rPr>
+                <w:color w:val="1A1A1A"/>
+                <w:sz w:val="19"/>
+              </w:rPr>
               <w:t xml:space="preserve">Upon completion / final delivery</w:t>
             </w:r>
           </w:p>
         </w:tc>
         <w:tc>
-          <w:tcPr/>
-          <w:p>
-            <w:pPr>
-              <w:pStyle w:val="Compact"/>
-              <w:jc w:val="left"/>
-            </w:pPr>
-            <w:r>
+          <w:tcPr>
+            <w:shd w:fill="FFFFFF" w:val="clear"/>
+          </w:tcPr>
+          <w:p>
+            <w:pPr>
+              <w:pStyle w:val="Compact"/>
+              <w:jc w:val="left"/>
+            </w:pPr>
+            <w:r>
+              <w:rPr>
+                <w:color w:val="1A1A1A"/>
+                <w:sz w:val="19"/>
+              </w:rPr>
               <w:t xml:space="preserve">________%</w:t>
             </w:r>
           </w:p>
         </w:tc>
         <w:tc>
-          <w:tcPr/>
-          <w:p>
-            <w:pPr>
-              <w:pStyle w:val="Compact"/>
-            </w:pPr>
-          </w:p>
-        </w:tc>
-        <w:tc>
-          <w:tcPr/>
+          <w:tcPr>
+            <w:shd w:fill="FFFFFF" w:val="clear"/>
+          </w:tcPr>
+          <w:p>
+            <w:pPr>
+              <w:pStyle w:val="Compact"/>
+            </w:pPr>
+          </w:p>
+        </w:tc>
+        <w:tc>
+          <w:tcPr>
+            <w:shd w:fill="FFFFFF" w:val="clear"/>
+          </w:tcPr>
           <w:p>
             <w:pPr>
               <w:pStyle w:val="Compact"/>
@@ -2077,8 +2983,16 @@
     <w:p>
       <w:pPr>
         <w:pStyle w:val="Heading3"/>
-      </w:pPr>
-      <w:r>
+        <w:rPr>
+          <w:color w:val="E08A00"/>
+        </w:rPr>
+      </w:pPr>
+      <w:r>
+        <w:rPr>
+          <w:b/>
+          <w:color w:val="E08A00"/>
+          <w:sz w:val="26"/>
+        </w:rPr>
         <w:t xml:space="preserve">Bank Details</w:t>
       </w:r>
     </w:p>
@@ -2088,6 +3002,14 @@
         <w:tblW w:type="auto" w:w="0"/>
         <w:tblLook w:firstRow="1" w:lastRow="0" w:firstColumn="0" w:lastColumn="0" w:noHBand="0" w:noVBand="0" w:val="0020"/>
         <w:jc w:val="start"/>
+        <w:tblBorders>
+          <w:top w:val="single" w:sz="4" w:space="0" w:color="B0D4E8"/>
+          <w:left w:val="single" w:sz="4" w:space="0" w:color="B0D4E8"/>
+          <w:bottom w:val="single" w:sz="4" w:space="0" w:color="B0D4E8"/>
+          <w:right w:val="single" w:sz="4" w:space="0" w:color="B0D4E8"/>
+          <w:insideH w:val="single" w:sz="4" w:space="0" w:color="B0D4E8"/>
+          <w:insideV w:val="single" w:sz="4" w:space="0" w:color="B0D4E8"/>
+        </w:tblBorders>
       </w:tblPr>
       <w:tblGrid>
         <w:gridCol w:w="3960"/>
@@ -2098,25 +3020,39 @@
           <w:tblHeader w:val="true"/>
         </w:trPr>
         <w:tc>
-          <w:tcPr/>
-          <w:p>
-            <w:pPr>
-              <w:pStyle w:val="Compact"/>
-              <w:jc w:val="left"/>
-            </w:pPr>
-            <w:r>
+          <w:tcPr>
+            <w:shd w:fill="0099CC" w:val="clear"/>
+          </w:tcPr>
+          <w:p>
+            <w:pPr>
+              <w:pStyle w:val="Compact"/>
+              <w:jc w:val="left"/>
+            </w:pPr>
+            <w:r>
+              <w:rPr>
+                <w:b/>
+                <w:color w:val="FFFFFF"/>
+                <w:sz w:val="20"/>
+              </w:rPr>
               <w:t xml:space="preserve">Field</w:t>
             </w:r>
           </w:p>
         </w:tc>
         <w:tc>
-          <w:tcPr/>
-          <w:p>
-            <w:pPr>
-              <w:pStyle w:val="Compact"/>
-              <w:jc w:val="left"/>
-            </w:pPr>
-            <w:r>
+          <w:tcPr>
+            <w:shd w:fill="0099CC" w:val="clear"/>
+          </w:tcPr>
+          <w:p>
+            <w:pPr>
+              <w:pStyle w:val="Compact"/>
+              <w:jc w:val="left"/>
+            </w:pPr>
+            <w:r>
+              <w:rPr>
+                <w:b/>
+                <w:color w:val="FFFFFF"/>
+                <w:sz w:val="20"/>
+              </w:rPr>
               <w:t xml:space="preserve">Details</w:t>
             </w:r>
           </w:p>
@@ -2124,7 +3060,9 @@
       </w:tr>
       <w:tr>
         <w:tc>
-          <w:tcPr/>
+          <w:tcPr>
+            <w:shd w:fill="FFFFFF" w:val="clear"/>
+          </w:tcPr>
           <w:p>
             <w:pPr>
               <w:pStyle w:val="Compact"/>
@@ -2134,19 +3072,27 @@
               <w:rPr>
                 <w:bCs/>
                 <w:b/>
+                <w:color w:val="1A1A1A"/>
+                <w:sz w:val="19"/>
               </w:rPr>
               <w:t xml:space="preserve">Bank Name:</w:t>
             </w:r>
           </w:p>
         </w:tc>
         <w:tc>
-          <w:tcPr/>
-          <w:p>
-            <w:pPr>
-              <w:pStyle w:val="Compact"/>
-              <w:jc w:val="left"/>
-            </w:pPr>
-            <w:r>
+          <w:tcPr>
+            <w:shd w:fill="FFFFFF" w:val="clear"/>
+          </w:tcPr>
+          <w:p>
+            <w:pPr>
+              <w:pStyle w:val="Compact"/>
+              <w:jc w:val="left"/>
+            </w:pPr>
+            <w:r>
+              <w:rPr>
+                <w:color w:val="1A1A1A"/>
+                <w:sz w:val="19"/>
+              </w:rPr>
               <w:t xml:space="preserve">__________________________________________</w:t>
             </w:r>
           </w:p>
@@ -2154,7 +3100,9 @@
       </w:tr>
       <w:tr>
         <w:tc>
-          <w:tcPr/>
+          <w:tcPr>
+            <w:shd w:fill="E8F8FF" w:val="clear"/>
+          </w:tcPr>
           <w:p>
             <w:pPr>
               <w:pStyle w:val="Compact"/>
@@ -2164,19 +3112,27 @@
               <w:rPr>
                 <w:bCs/>
                 <w:b/>
+                <w:color w:val="1A1A1A"/>
+                <w:sz w:val="19"/>
               </w:rPr>
               <w:t xml:space="preserve">Account Name:</w:t>
             </w:r>
           </w:p>
         </w:tc>
         <w:tc>
-          <w:tcPr/>
-          <w:p>
-            <w:pPr>
-              <w:pStyle w:val="Compact"/>
-              <w:jc w:val="left"/>
-            </w:pPr>
-            <w:r>
+          <w:tcPr>
+            <w:shd w:fill="E8F8FF" w:val="clear"/>
+          </w:tcPr>
+          <w:p>
+            <w:pPr>
+              <w:pStyle w:val="Compact"/>
+              <w:jc w:val="left"/>
+            </w:pPr>
+            <w:r>
+              <w:rPr>
+                <w:color w:val="1A1A1A"/>
+                <w:sz w:val="19"/>
+              </w:rPr>
               <w:t xml:space="preserve">PECH Group Holdings Ltd</w:t>
             </w:r>
           </w:p>
@@ -2184,7 +3140,9 @@
       </w:tr>
       <w:tr>
         <w:tc>
-          <w:tcPr/>
+          <w:tcPr>
+            <w:shd w:fill="FFFFFF" w:val="clear"/>
+          </w:tcPr>
           <w:p>
             <w:pPr>
               <w:pStyle w:val="Compact"/>
@@ -2194,19 +3152,27 @@
               <w:rPr>
                 <w:bCs/>
                 <w:b/>
+                <w:color w:val="1A1A1A"/>
+                <w:sz w:val="19"/>
               </w:rPr>
               <w:t xml:space="preserve">Account Number (₦):</w:t>
             </w:r>
           </w:p>
         </w:tc>
         <w:tc>
-          <w:tcPr/>
-          <w:p>
-            <w:pPr>
-              <w:pStyle w:val="Compact"/>
-              <w:jc w:val="left"/>
-            </w:pPr>
-            <w:r>
+          <w:tcPr>
+            <w:shd w:fill="FFFFFF" w:val="clear"/>
+          </w:tcPr>
+          <w:p>
+            <w:pPr>
+              <w:pStyle w:val="Compact"/>
+              <w:jc w:val="left"/>
+            </w:pPr>
+            <w:r>
+              <w:rPr>
+                <w:color w:val="1A1A1A"/>
+                <w:sz w:val="19"/>
+              </w:rPr>
               <w:t xml:space="preserve">__________________________________________</w:t>
             </w:r>
           </w:p>
@@ -2214,7 +3180,9 @@
       </w:tr>
       <w:tr>
         <w:tc>
-          <w:tcPr/>
+          <w:tcPr>
+            <w:shd w:fill="E8F8FF" w:val="clear"/>
+          </w:tcPr>
           <w:p>
             <w:pPr>
               <w:pStyle w:val="Compact"/>
@@ -2224,19 +3192,27 @@
               <w:rPr>
                 <w:bCs/>
                 <w:b/>
+                <w:color w:val="1A1A1A"/>
+                <w:sz w:val="19"/>
               </w:rPr>
               <w:t xml:space="preserve">Sort Code:</w:t>
             </w:r>
           </w:p>
         </w:tc>
         <w:tc>
-          <w:tcPr/>
-          <w:p>
-            <w:pPr>
-              <w:pStyle w:val="Compact"/>
-              <w:jc w:val="left"/>
-            </w:pPr>
-            <w:r>
+          <w:tcPr>
+            <w:shd w:fill="E8F8FF" w:val="clear"/>
+          </w:tcPr>
+          <w:p>
+            <w:pPr>
+              <w:pStyle w:val="Compact"/>
+              <w:jc w:val="left"/>
+            </w:pPr>
+            <w:r>
+              <w:rPr>
+                <w:color w:val="1A1A1A"/>
+                <w:sz w:val="19"/>
+              </w:rPr>
               <w:t xml:space="preserve">__________________________________________</w:t>
             </w:r>
           </w:p>
@@ -2255,9 +3231,29 @@
     <w:bookmarkStart w:id="31" w:name="terms-and-conditions"/>
     <w:p>
       <w:pPr>
+        <w:pBdr>
+          <w:top w:val="single" w:sz="18" w:space="1" w:color="F5A623"/>
+          <w:bottom w:val="single" w:sz="6" w:space="1" w:color="0099CC"/>
+        </w:pBdr>
+        <w:spacing w:before="200" w:after="200"/>
+      </w:pPr>
+    </w:p>
+    <w:p>
+      <w:pPr>
         <w:pStyle w:val="Heading2"/>
-      </w:pPr>
-      <w:r>
+        <w:rPr>
+          <w:color w:val="0099CC"/>
+        </w:rPr>
+        <w:pBdr>
+          <w:bottom w:val="single" w:sz="6" w:space="2" w:color="00BFFF"/>
+        </w:pBdr>
+      </w:pPr>
+      <w:r>
+        <w:rPr>
+          <w:b/>
+          <w:color w:val="0099CC"/>
+          <w:sz w:val="32"/>
+        </w:rPr>
         <w:t xml:space="preserve">TERMS AND CONDITIONS</w:t>
       </w:r>
     </w:p>
@@ -2440,9 +3436,29 @@
     <w:bookmarkStart w:id="32" w:name="client-acceptance"/>
     <w:p>
       <w:pPr>
+        <w:pBdr>
+          <w:top w:val="single" w:sz="18" w:space="1" w:color="F5A623"/>
+          <w:bottom w:val="single" w:sz="6" w:space="1" w:color="0099CC"/>
+        </w:pBdr>
+        <w:spacing w:before="200" w:after="200"/>
+      </w:pPr>
+    </w:p>
+    <w:p>
+      <w:pPr>
         <w:pStyle w:val="Heading2"/>
-      </w:pPr>
-      <w:r>
+        <w:rPr>
+          <w:color w:val="0099CC"/>
+        </w:rPr>
+        <w:pBdr>
+          <w:bottom w:val="single" w:sz="6" w:space="2" w:color="00BFFF"/>
+        </w:pBdr>
+      </w:pPr>
+      <w:r>
+        <w:rPr>
+          <w:b/>
+          <w:color w:val="0099CC"/>
+          <w:sz w:val="32"/>
+        </w:rPr>
         <w:t xml:space="preserve">CLIENT ACCEPTANCE</w:t>
       </w:r>
     </w:p>
@@ -2460,6 +3476,14 @@
         <w:tblW w:type="pct" w:w="5000"/>
         <w:tblLook w:firstRow="1" w:lastRow="0" w:firstColumn="0" w:lastColumn="0" w:noHBand="0" w:noVBand="0" w:val="0020"/>
         <w:jc w:val="start"/>
+        <w:tblBorders>
+          <w:top w:val="single" w:sz="4" w:space="0" w:color="B0D4E8"/>
+          <w:left w:val="single" w:sz="4" w:space="0" w:color="B0D4E8"/>
+          <w:bottom w:val="single" w:sz="4" w:space="0" w:color="B0D4E8"/>
+          <w:right w:val="single" w:sz="4" w:space="0" w:color="B0D4E8"/>
+          <w:insideH w:val="single" w:sz="4" w:space="0" w:color="B0D4E8"/>
+          <w:insideV w:val="single" w:sz="4" w:space="0" w:color="B0D4E8"/>
+        </w:tblBorders>
       </w:tblPr>
       <w:tblGrid>
         <w:gridCol w:w="3960"/>
@@ -2470,25 +3494,39 @@
           <w:tblHeader w:val="true"/>
         </w:trPr>
         <w:tc>
-          <w:tcPr/>
-          <w:p>
-            <w:pPr>
-              <w:pStyle w:val="Compact"/>
-              <w:jc w:val="left"/>
-            </w:pPr>
-            <w:r>
+          <w:tcPr>
+            <w:shd w:fill="0099CC" w:val="clear"/>
+          </w:tcPr>
+          <w:p>
+            <w:pPr>
+              <w:pStyle w:val="Compact"/>
+              <w:jc w:val="left"/>
+            </w:pPr>
+            <w:r>
+              <w:rPr>
+                <w:b/>
+                <w:color w:val="FFFFFF"/>
+                <w:sz w:val="20"/>
+              </w:rPr>
               <w:t xml:space="preserve">Field</w:t>
             </w:r>
           </w:p>
         </w:tc>
         <w:tc>
-          <w:tcPr/>
-          <w:p>
-            <w:pPr>
-              <w:pStyle w:val="Compact"/>
-              <w:jc w:val="left"/>
-            </w:pPr>
-            <w:r>
+          <w:tcPr>
+            <w:shd w:fill="0099CC" w:val="clear"/>
+          </w:tcPr>
+          <w:p>
+            <w:pPr>
+              <w:pStyle w:val="Compact"/>
+              <w:jc w:val="left"/>
+            </w:pPr>
+            <w:r>
+              <w:rPr>
+                <w:b/>
+                <w:color w:val="FFFFFF"/>
+                <w:sz w:val="20"/>
+              </w:rPr>
               <w:t xml:space="preserve">Details</w:t>
             </w:r>
           </w:p>
@@ -2496,7 +3534,9 @@
       </w:tr>
       <w:tr>
         <w:tc>
-          <w:tcPr/>
+          <w:tcPr>
+            <w:shd w:fill="FFFFFF" w:val="clear"/>
+          </w:tcPr>
           <w:p>
             <w:pPr>
               <w:pStyle w:val="Compact"/>
@@ -2506,19 +3546,27 @@
               <w:rPr>
                 <w:bCs/>
                 <w:b/>
+                <w:color w:val="1A1A1A"/>
+                <w:sz w:val="19"/>
               </w:rPr>
               <w:t xml:space="preserve">Client Name:</w:t>
             </w:r>
           </w:p>
         </w:tc>
         <w:tc>
-          <w:tcPr/>
-          <w:p>
-            <w:pPr>
-              <w:pStyle w:val="Compact"/>
-              <w:jc w:val="left"/>
-            </w:pPr>
-            <w:r>
+          <w:tcPr>
+            <w:shd w:fill="FFFFFF" w:val="clear"/>
+          </w:tcPr>
+          <w:p>
+            <w:pPr>
+              <w:pStyle w:val="Compact"/>
+              <w:jc w:val="left"/>
+            </w:pPr>
+            <w:r>
+              <w:rPr>
+                <w:color w:val="1A1A1A"/>
+                <w:sz w:val="19"/>
+              </w:rPr>
               <w:t xml:space="preserve">__________________________________________</w:t>
             </w:r>
           </w:p>
@@ -2526,7 +3574,9 @@
       </w:tr>
       <w:tr>
         <w:tc>
-          <w:tcPr/>
+          <w:tcPr>
+            <w:shd w:fill="E8F8FF" w:val="clear"/>
+          </w:tcPr>
           <w:p>
             <w:pPr>
               <w:pStyle w:val="Compact"/>
@@ -2536,19 +3586,27 @@
               <w:rPr>
                 <w:bCs/>
                 <w:b/>
+                <w:color w:val="1A1A1A"/>
+                <w:sz w:val="19"/>
               </w:rPr>
               <w:t xml:space="preserve">Authorized Representative:</w:t>
             </w:r>
           </w:p>
         </w:tc>
         <w:tc>
-          <w:tcPr/>
-          <w:p>
-            <w:pPr>
-              <w:pStyle w:val="Compact"/>
-              <w:jc w:val="left"/>
-            </w:pPr>
-            <w:r>
+          <w:tcPr>
+            <w:shd w:fill="E8F8FF" w:val="clear"/>
+          </w:tcPr>
+          <w:p>
+            <w:pPr>
+              <w:pStyle w:val="Compact"/>
+              <w:jc w:val="left"/>
+            </w:pPr>
+            <w:r>
+              <w:rPr>
+                <w:color w:val="1A1A1A"/>
+                <w:sz w:val="19"/>
+              </w:rPr>
               <w:t xml:space="preserve">__________________________________________</w:t>
             </w:r>
           </w:p>
@@ -2556,7 +3614,9 @@
       </w:tr>
       <w:tr>
         <w:tc>
-          <w:tcPr/>
+          <w:tcPr>
+            <w:shd w:fill="FFFFFF" w:val="clear"/>
+          </w:tcPr>
           <w:p>
             <w:pPr>
               <w:pStyle w:val="Compact"/>
@@ -2566,19 +3626,27 @@
               <w:rPr>
                 <w:bCs/>
                 <w:b/>
+                <w:color w:val="1A1A1A"/>
+                <w:sz w:val="19"/>
               </w:rPr>
               <w:t xml:space="preserve">Designation:</w:t>
             </w:r>
           </w:p>
         </w:tc>
         <w:tc>
-          <w:tcPr/>
-          <w:p>
-            <w:pPr>
-              <w:pStyle w:val="Compact"/>
-              <w:jc w:val="left"/>
-            </w:pPr>
-            <w:r>
+          <w:tcPr>
+            <w:shd w:fill="FFFFFF" w:val="clear"/>
+          </w:tcPr>
+          <w:p>
+            <w:pPr>
+              <w:pStyle w:val="Compact"/>
+              <w:jc w:val="left"/>
+            </w:pPr>
+            <w:r>
+              <w:rPr>
+                <w:color w:val="1A1A1A"/>
+                <w:sz w:val="19"/>
+              </w:rPr>
               <w:t xml:space="preserve">__________________________________________</w:t>
             </w:r>
           </w:p>
@@ -2586,7 +3654,9 @@
       </w:tr>
       <w:tr>
         <w:tc>
-          <w:tcPr/>
+          <w:tcPr>
+            <w:shd w:fill="E8F8FF" w:val="clear"/>
+          </w:tcPr>
           <w:p>
             <w:pPr>
               <w:pStyle w:val="Compact"/>
@@ -2596,19 +3666,27 @@
               <w:rPr>
                 <w:bCs/>
                 <w:b/>
+                <w:color w:val="1A1A1A"/>
+                <w:sz w:val="19"/>
               </w:rPr>
               <w:t xml:space="preserve">Signature:</w:t>
             </w:r>
           </w:p>
         </w:tc>
         <w:tc>
-          <w:tcPr/>
-          <w:p>
-            <w:pPr>
-              <w:pStyle w:val="Compact"/>
-              <w:jc w:val="left"/>
-            </w:pPr>
-            <w:r>
+          <w:tcPr>
+            <w:shd w:fill="E8F8FF" w:val="clear"/>
+          </w:tcPr>
+          <w:p>
+            <w:pPr>
+              <w:pStyle w:val="Compact"/>
+              <w:jc w:val="left"/>
+            </w:pPr>
+            <w:r>
+              <w:rPr>
+                <w:color w:val="1A1A1A"/>
+                <w:sz w:val="19"/>
+              </w:rPr>
               <w:t xml:space="preserve">__________________________________________</w:t>
             </w:r>
           </w:p>
@@ -2616,7 +3694,9 @@
       </w:tr>
       <w:tr>
         <w:tc>
-          <w:tcPr/>
+          <w:tcPr>
+            <w:shd w:fill="FFFFFF" w:val="clear"/>
+          </w:tcPr>
           <w:p>
             <w:pPr>
               <w:pStyle w:val="Compact"/>
@@ -2626,19 +3706,27 @@
               <w:rPr>
                 <w:bCs/>
                 <w:b/>
+                <w:color w:val="1A1A1A"/>
+                <w:sz w:val="19"/>
               </w:rPr>
               <w:t xml:space="preserve">Date:</w:t>
             </w:r>
           </w:p>
         </w:tc>
         <w:tc>
-          <w:tcPr/>
-          <w:p>
-            <w:pPr>
-              <w:pStyle w:val="Compact"/>
-              <w:jc w:val="left"/>
-            </w:pPr>
-            <w:r>
+          <w:tcPr>
+            <w:shd w:fill="FFFFFF" w:val="clear"/>
+          </w:tcPr>
+          <w:p>
+            <w:pPr>
+              <w:pStyle w:val="Compact"/>
+              <w:jc w:val="left"/>
+            </w:pPr>
+            <w:r>
+              <w:rPr>
+                <w:color w:val="1A1A1A"/>
+                <w:sz w:val="19"/>
+              </w:rPr>
               <w:t xml:space="preserve">______ / ______ / __________ (DD/MM/YYYY)</w:t>
             </w:r>
           </w:p>
@@ -2646,7 +3734,9 @@
       </w:tr>
       <w:tr>
         <w:tc>
-          <w:tcPr/>
+          <w:tcPr>
+            <w:shd w:fill="E8F8FF" w:val="clear"/>
+          </w:tcPr>
           <w:p>
             <w:pPr>
               <w:pStyle w:val="Compact"/>
@@ -2656,13 +3746,17 @@
               <w:rPr>
                 <w:bCs/>
                 <w:b/>
+                <w:color w:val="1A1A1A"/>
+                <w:sz w:val="19"/>
               </w:rPr>
               <w:t xml:space="preserve">Company Stamp:</w:t>
             </w:r>
           </w:p>
         </w:tc>
         <w:tc>
-          <w:tcPr/>
+          <w:tcPr>
+            <w:shd w:fill="E8F8FF" w:val="clear"/>
+          </w:tcPr>
           <w:p>
             <w:pPr>
               <w:pStyle w:val="Compact"/>
@@ -2682,9 +3776,29 @@
     <w:bookmarkStart w:id="33" w:name="pech-group-holdings-ltd-authorization"/>
     <w:p>
       <w:pPr>
+        <w:pBdr>
+          <w:top w:val="single" w:sz="18" w:space="1" w:color="F5A623"/>
+          <w:bottom w:val="single" w:sz="6" w:space="1" w:color="0099CC"/>
+        </w:pBdr>
+        <w:spacing w:before="200" w:after="200"/>
+      </w:pPr>
+    </w:p>
+    <w:p>
+      <w:pPr>
         <w:pStyle w:val="Heading2"/>
-      </w:pPr>
-      <w:r>
+        <w:rPr>
+          <w:color w:val="0099CC"/>
+        </w:rPr>
+        <w:pBdr>
+          <w:bottom w:val="single" w:sz="6" w:space="2" w:color="00BFFF"/>
+        </w:pBdr>
+      </w:pPr>
+      <w:r>
+        <w:rPr>
+          <w:b/>
+          <w:color w:val="0099CC"/>
+          <w:sz w:val="32"/>
+        </w:rPr>
         <w:t xml:space="preserve">PECH GROUP HOLDINGS LTD — AUTHORIZATION</w:t>
       </w:r>
     </w:p>
@@ -2694,6 +3808,14 @@
         <w:tblW w:type="pct" w:w="5000"/>
         <w:tblLook w:firstRow="1" w:lastRow="0" w:firstColumn="0" w:lastColumn="0" w:noHBand="0" w:noVBand="0" w:val="0020"/>
         <w:jc w:val="start"/>
+        <w:tblBorders>
+          <w:top w:val="single" w:sz="4" w:space="0" w:color="B0D4E8"/>
+          <w:left w:val="single" w:sz="4" w:space="0" w:color="B0D4E8"/>
+          <w:bottom w:val="single" w:sz="4" w:space="0" w:color="B0D4E8"/>
+          <w:right w:val="single" w:sz="4" w:space="0" w:color="B0D4E8"/>
+          <w:insideH w:val="single" w:sz="4" w:space="0" w:color="B0D4E8"/>
+          <w:insideV w:val="single" w:sz="4" w:space="0" w:color="B0D4E8"/>
+        </w:tblBorders>
       </w:tblPr>
       <w:tblGrid>
         <w:gridCol w:w="1980"/>
@@ -2706,49 +3828,77 @@
           <w:tblHeader w:val="true"/>
         </w:trPr>
         <w:tc>
-          <w:tcPr/>
-          <w:p>
-            <w:pPr>
-              <w:pStyle w:val="Compact"/>
-              <w:jc w:val="left"/>
-            </w:pPr>
-            <w:r>
+          <w:tcPr>
+            <w:shd w:fill="0099CC" w:val="clear"/>
+          </w:tcPr>
+          <w:p>
+            <w:pPr>
+              <w:pStyle w:val="Compact"/>
+              <w:jc w:val="left"/>
+            </w:pPr>
+            <w:r>
+              <w:rPr>
+                <w:b/>
+                <w:color w:val="FFFFFF"/>
+                <w:sz w:val="20"/>
+              </w:rPr>
               <w:t xml:space="preserve">Role</w:t>
             </w:r>
           </w:p>
         </w:tc>
         <w:tc>
-          <w:tcPr/>
-          <w:p>
-            <w:pPr>
-              <w:pStyle w:val="Compact"/>
-              <w:jc w:val="left"/>
-            </w:pPr>
-            <w:r>
+          <w:tcPr>
+            <w:shd w:fill="0099CC" w:val="clear"/>
+          </w:tcPr>
+          <w:p>
+            <w:pPr>
+              <w:pStyle w:val="Compact"/>
+              <w:jc w:val="left"/>
+            </w:pPr>
+            <w:r>
+              <w:rPr>
+                <w:b/>
+                <w:color w:val="FFFFFF"/>
+                <w:sz w:val="20"/>
+              </w:rPr>
               <w:t xml:space="preserve">Name</w:t>
             </w:r>
           </w:p>
         </w:tc>
         <w:tc>
-          <w:tcPr/>
-          <w:p>
-            <w:pPr>
-              <w:pStyle w:val="Compact"/>
-              <w:jc w:val="left"/>
-            </w:pPr>
-            <w:r>
+          <w:tcPr>
+            <w:shd w:fill="0099CC" w:val="clear"/>
+          </w:tcPr>
+          <w:p>
+            <w:pPr>
+              <w:pStyle w:val="Compact"/>
+              <w:jc w:val="left"/>
+            </w:pPr>
+            <w:r>
+              <w:rPr>
+                <w:b/>
+                <w:color w:val="FFFFFF"/>
+                <w:sz w:val="20"/>
+              </w:rPr>
               <w:t xml:space="preserve">Signature</w:t>
             </w:r>
           </w:p>
         </w:tc>
         <w:tc>
-          <w:tcPr/>
-          <w:p>
-            <w:pPr>
-              <w:pStyle w:val="Compact"/>
-              <w:jc w:val="left"/>
-            </w:pPr>
-            <w:r>
+          <w:tcPr>
+            <w:shd w:fill="0099CC" w:val="clear"/>
+          </w:tcPr>
+          <w:p>
+            <w:pPr>
+              <w:pStyle w:val="Compact"/>
+              <w:jc w:val="left"/>
+            </w:pPr>
+            <w:r>
+              <w:rPr>
+                <w:b/>
+                <w:color w:val="FFFFFF"/>
+                <w:sz w:val="20"/>
+              </w:rPr>
               <w:t xml:space="preserve">Date</w:t>
             </w:r>
           </w:p>
@@ -2756,7 +3906,9 @@
       </w:tr>
       <w:tr>
         <w:tc>
-          <w:tcPr/>
+          <w:tcPr>
+            <w:shd w:fill="FFFFFF" w:val="clear"/>
+          </w:tcPr>
           <w:p>
             <w:pPr>
               <w:pStyle w:val="Compact"/>
@@ -2766,43 +3918,63 @@
               <w:rPr>
                 <w:bCs/>
                 <w:b/>
+                <w:color w:val="1A1A1A"/>
+                <w:sz w:val="19"/>
               </w:rPr>
               <w:t xml:space="preserve">Prepared By:</w:t>
             </w:r>
           </w:p>
         </w:tc>
         <w:tc>
-          <w:tcPr/>
-          <w:p>
-            <w:pPr>
-              <w:pStyle w:val="Compact"/>
-              <w:jc w:val="left"/>
-            </w:pPr>
-            <w:r>
+          <w:tcPr>
+            <w:shd w:fill="FFFFFF" w:val="clear"/>
+          </w:tcPr>
+          <w:p>
+            <w:pPr>
+              <w:pStyle w:val="Compact"/>
+              <w:jc w:val="left"/>
+            </w:pPr>
+            <w:r>
+              <w:rPr>
+                <w:color w:val="1A1A1A"/>
+                <w:sz w:val="19"/>
+              </w:rPr>
               <w:t xml:space="preserve">__________________</w:t>
             </w:r>
           </w:p>
         </w:tc>
         <w:tc>
-          <w:tcPr/>
-          <w:p>
-            <w:pPr>
-              <w:pStyle w:val="Compact"/>
-              <w:jc w:val="left"/>
-            </w:pPr>
-            <w:r>
+          <w:tcPr>
+            <w:shd w:fill="FFFFFF" w:val="clear"/>
+          </w:tcPr>
+          <w:p>
+            <w:pPr>
+              <w:pStyle w:val="Compact"/>
+              <w:jc w:val="left"/>
+            </w:pPr>
+            <w:r>
+              <w:rPr>
+                <w:color w:val="1A1A1A"/>
+                <w:sz w:val="19"/>
+              </w:rPr>
               <w:t xml:space="preserve">__________________</w:t>
             </w:r>
           </w:p>
         </w:tc>
         <w:tc>
-          <w:tcPr/>
-          <w:p>
-            <w:pPr>
-              <w:pStyle w:val="Compact"/>
-              <w:jc w:val="left"/>
-            </w:pPr>
-            <w:r>
+          <w:tcPr>
+            <w:shd w:fill="FFFFFF" w:val="clear"/>
+          </w:tcPr>
+          <w:p>
+            <w:pPr>
+              <w:pStyle w:val="Compact"/>
+              <w:jc w:val="left"/>
+            </w:pPr>
+            <w:r>
+              <w:rPr>
+                <w:color w:val="1A1A1A"/>
+                <w:sz w:val="19"/>
+              </w:rPr>
               <w:t xml:space="preserve">____/____/________</w:t>
             </w:r>
           </w:p>
@@ -2810,7 +3982,9 @@
       </w:tr>
       <w:tr>
         <w:tc>
-          <w:tcPr/>
+          <w:tcPr>
+            <w:shd w:fill="E8F8FF" w:val="clear"/>
+          </w:tcPr>
           <w:p>
             <w:pPr>
               <w:pStyle w:val="Compact"/>
@@ -2820,43 +3994,63 @@
               <w:rPr>
                 <w:bCs/>
                 <w:b/>
+                <w:color w:val="1A1A1A"/>
+                <w:sz w:val="19"/>
               </w:rPr>
               <w:t xml:space="preserve">Reviewed By:</w:t>
             </w:r>
           </w:p>
         </w:tc>
         <w:tc>
-          <w:tcPr/>
-          <w:p>
-            <w:pPr>
-              <w:pStyle w:val="Compact"/>
-              <w:jc w:val="left"/>
-            </w:pPr>
-            <w:r>
+          <w:tcPr>
+            <w:shd w:fill="E8F8FF" w:val="clear"/>
+          </w:tcPr>
+          <w:p>
+            <w:pPr>
+              <w:pStyle w:val="Compact"/>
+              <w:jc w:val="left"/>
+            </w:pPr>
+            <w:r>
+              <w:rPr>
+                <w:color w:val="1A1A1A"/>
+                <w:sz w:val="19"/>
+              </w:rPr>
               <w:t xml:space="preserve">__________________</w:t>
             </w:r>
           </w:p>
         </w:tc>
         <w:tc>
-          <w:tcPr/>
-          <w:p>
-            <w:pPr>
-              <w:pStyle w:val="Compact"/>
-              <w:jc w:val="left"/>
-            </w:pPr>
-            <w:r>
+          <w:tcPr>
+            <w:shd w:fill="E8F8FF" w:val="clear"/>
+          </w:tcPr>
+          <w:p>
+            <w:pPr>
+              <w:pStyle w:val="Compact"/>
+              <w:jc w:val="left"/>
+            </w:pPr>
+            <w:r>
+              <w:rPr>
+                <w:color w:val="1A1A1A"/>
+                <w:sz w:val="19"/>
+              </w:rPr>
               <w:t xml:space="preserve">__________________</w:t>
             </w:r>
           </w:p>
         </w:tc>
         <w:tc>
-          <w:tcPr/>
-          <w:p>
-            <w:pPr>
-              <w:pStyle w:val="Compact"/>
-              <w:jc w:val="left"/>
-            </w:pPr>
-            <w:r>
+          <w:tcPr>
+            <w:shd w:fill="E8F8FF" w:val="clear"/>
+          </w:tcPr>
+          <w:p>
+            <w:pPr>
+              <w:pStyle w:val="Compact"/>
+              <w:jc w:val="left"/>
+            </w:pPr>
+            <w:r>
+              <w:rPr>
+                <w:color w:val="1A1A1A"/>
+                <w:sz w:val="19"/>
+              </w:rPr>
               <w:t xml:space="preserve">____/____/________</w:t>
             </w:r>
           </w:p>
@@ -2864,7 +4058,9 @@
       </w:tr>
       <w:tr>
         <w:tc>
-          <w:tcPr/>
+          <w:tcPr>
+            <w:shd w:fill="FFFFFF" w:val="clear"/>
+          </w:tcPr>
           <w:p>
             <w:pPr>
               <w:pStyle w:val="Compact"/>
@@ -2874,43 +4070,63 @@
               <w:rPr>
                 <w:bCs/>
                 <w:b/>
+                <w:color w:val="1A1A1A"/>
+                <w:sz w:val="19"/>
               </w:rPr>
               <w:t xml:space="preserve">Approved By:</w:t>
             </w:r>
           </w:p>
         </w:tc>
         <w:tc>
-          <w:tcPr/>
-          <w:p>
-            <w:pPr>
-              <w:pStyle w:val="Compact"/>
-              <w:jc w:val="left"/>
-            </w:pPr>
-            <w:r>
+          <w:tcPr>
+            <w:shd w:fill="FFFFFF" w:val="clear"/>
+          </w:tcPr>
+          <w:p>
+            <w:pPr>
+              <w:pStyle w:val="Compact"/>
+              <w:jc w:val="left"/>
+            </w:pPr>
+            <w:r>
+              <w:rPr>
+                <w:color w:val="1A1A1A"/>
+                <w:sz w:val="19"/>
+              </w:rPr>
               <w:t xml:space="preserve">__________________</w:t>
             </w:r>
           </w:p>
         </w:tc>
         <w:tc>
-          <w:tcPr/>
-          <w:p>
-            <w:pPr>
-              <w:pStyle w:val="Compact"/>
-              <w:jc w:val="left"/>
-            </w:pPr>
-            <w:r>
+          <w:tcPr>
+            <w:shd w:fill="FFFFFF" w:val="clear"/>
+          </w:tcPr>
+          <w:p>
+            <w:pPr>
+              <w:pStyle w:val="Compact"/>
+              <w:jc w:val="left"/>
+            </w:pPr>
+            <w:r>
+              <w:rPr>
+                <w:color w:val="1A1A1A"/>
+                <w:sz w:val="19"/>
+              </w:rPr>
               <w:t xml:space="preserve">__________________</w:t>
             </w:r>
           </w:p>
         </w:tc>
         <w:tc>
-          <w:tcPr/>
-          <w:p>
-            <w:pPr>
-              <w:pStyle w:val="Compact"/>
-              <w:jc w:val="left"/>
-            </w:pPr>
-            <w:r>
+          <w:tcPr>
+            <w:shd w:fill="FFFFFF" w:val="clear"/>
+          </w:tcPr>
+          <w:p>
+            <w:pPr>
+              <w:pStyle w:val="Compact"/>
+              <w:jc w:val="left"/>
+            </w:pPr>
+            <w:r>
+              <w:rPr>
+                <w:color w:val="1A1A1A"/>
+                <w:sz w:val="19"/>
+              </w:rPr>
               <w:t xml:space="preserve">____/____/________</w:t>
             </w:r>
           </w:p>
@@ -2974,6 +4190,29 @@
         <w:right w:val="single" w:sz="18" w:space="24" w:color="E08A00"/>
       </w:pgBorders>
     </w:sectPr>
+    <w:p>
+      <w:pPr>
+        <w:pBdr>
+          <w:top w:val="single" w:sz="36" w:space="1" w:color="F5A623"/>
+          <w:bottom w:val="single" w:sz="12" w:space="0" w:color="00BFFF"/>
+        </w:pBdr>
+        <w:spacing w:before="300" w:after="0"/>
+      </w:pPr>
+    </w:p>
+    <w:p>
+      <w:pPr>
+        <w:jc w:val="center"/>
+        <w:spacing w:before="60" w:after="0"/>
+      </w:pPr>
+      <w:r>
+        <w:rPr>
+          <w:color w:val="0099CC"/>
+          <w:sz w:val="16"/>
+          <w:szCs w:val="16"/>
+        </w:rPr>
+        <w:t xml:space="preserve">PECH Group Holdings Ltd  |  Lagos, Nigeria  |  pechgroupholdings.tech</w:t>
+      </w:r>
+    </w:p>
   </w:body>
 </w:document>
 </file>

--- a/business_documents/PECH_QUOTATION.docx
+++ b/business_documents/PECH_QUOTATION.docx
@@ -58,71 +58,34 @@
         <w:spacing w:after="0"/>
       </w:pPr>
     </w:p>
-    <w:bookmarkStart w:id="34" w:name="pech-group-holdings-ltd"/>
-    <w:p>
-      <w:pPr>
-        <w:pStyle w:val="Heading1"/>
-        <w:rPr>
-          <w:color w:val="0099CC"/>
-        </w:rPr>
-        <w:pBdr>
-          <w:bottom w:val="single" w:sz="18" w:space="2" w:color="F5A623"/>
-        </w:pBdr>
-      </w:pPr>
-      <w:r>
-        <w:rPr>
-          <w:b/>
-          <w:color w:val="0099CC"/>
-          <w:sz w:val="44"/>
-        </w:rPr>
-        <w:t xml:space="preserve">PECH GROUP HOLDINGS LTD</w:t>
-      </w:r>
-    </w:p>
-    <w:bookmarkStart w:id="22" w:name="quotation"/>
-    <w:p>
-      <w:pPr>
-        <w:pBdr>
-          <w:top w:val="single" w:sz="18" w:space="1" w:color="F5A623"/>
-          <w:bottom w:val="single" w:sz="6" w:space="1" w:color="0099CC"/>
-        </w:pBdr>
-        <w:spacing w:before="200" w:after="200"/>
-      </w:pPr>
-    </w:p>
-    <w:p>
-      <w:pPr>
-        <w:pStyle w:val="Heading2"/>
-        <w:rPr>
-          <w:color w:val="0099CC"/>
-        </w:rPr>
-        <w:pBdr>
-          <w:bottom w:val="single" w:sz="6" w:space="2" w:color="00BFFF"/>
-        </w:pBdr>
-      </w:pPr>
-      <w:r>
-        <w:rPr>
-          <w:b/>
-          <w:color w:val="0099CC"/>
-          <w:sz w:val="32"/>
-        </w:rPr>
+    <w:p>
+      <w:pPr>
+        <w:pStyle w:val="FirstParagraph"/>
+      </w:pPr>
+      <w:r>
+        <w:t xml:space="preserve">💬</w:t>
+      </w:r>
+    </w:p>
+    <w:p>
+      <w:pPr>
+        <w:pStyle w:val="BodyText"/>
+      </w:pPr>
+      <w:r>
         <w:t xml:space="preserve">QUOTATION</w:t>
       </w:r>
     </w:p>
-    <w:bookmarkStart w:id="21" w:name="confidential"/>
-    <w:p>
-      <w:pPr>
-        <w:pStyle w:val="Heading3"/>
-        <w:rPr>
-          <w:color w:val="E08A00"/>
-        </w:rPr>
-      </w:pPr>
-      <w:r>
-        <w:rPr>
-          <w:b/>
-          <w:color w:val="E08A00"/>
-          <w:sz w:val="26"/>
-        </w:rPr>
-        <w:t xml:space="preserve">CONFIDENTIAL</w:t>
-      </w:r>
+    <w:p>
+      <w:pPr>
+        <w:pStyle w:val="BodyText"/>
+      </w:pPr>
+      <w:r>
+        <w:t xml:space="preserve"> </w:t>
+      </w:r>
+    </w:p>
+    <w:p>
+      <w:pPr>
+        <w:pStyle w:val="BodyText"/>
+      </w:pPr>
     </w:p>
     <w:p>
       <w:r>
@@ -131,51 +94,7 @@
         </w:pict>
       </w:r>
     </w:p>
-    <w:p>
-      <w:pPr>
-        <w:pStyle w:val="FirstParagraph"/>
-      </w:pPr>
-      <w:r>
-        <w:rPr>
-          <w:bCs/>
-          <w:b/>
-        </w:rPr>
-        <w:t xml:space="preserve">PECH Group Holdings Ltd</w:t>
-      </w:r>
-      <w:r>
-        <w:t xml:space="preserve"> </w:t>
-      </w:r>
-      <w:r>
-        <w:t xml:space="preserve">Lagos, Nigeria</w:t>
-      </w:r>
-      <w:r>
-        <w:t xml:space="preserve"> </w:t>
-      </w:r>
-      <w:r>
-        <w:t xml:space="preserve">Website:</w:t>
-      </w:r>
-      <w:r>
-        <w:t xml:space="preserve"> </w:t>
-      </w:r>
-      <w:hyperlink r:id="rId20">
-        <w:r>
-          <w:rPr>
-            <w:rStyle w:val="Hyperlink"/>
-          </w:rPr>
-          <w:t xml:space="preserve">pechgroupholdings.tech</w:t>
-        </w:r>
-      </w:hyperlink>
-    </w:p>
-    <w:p>
-      <w:r>
-        <w:pict>
-          <v:rect style="width:0;height:1.5pt" o:hralign="center" o:hrstd="t" o:hr="t"/>
-        </w:pict>
-      </w:r>
-    </w:p>
-    <w:bookmarkEnd w:id="21"/>
-    <w:bookmarkEnd w:id="22"/>
-    <w:bookmarkStart w:id="23" w:name="quotation-details"/>
+    <w:bookmarkStart w:id="20" w:name="quotation-details"/>
     <w:p>
       <w:pPr>
         <w:pBdr>
@@ -474,8 +393,8 @@
         </w:pict>
       </w:r>
     </w:p>
-    <w:bookmarkEnd w:id="23"/>
-    <w:bookmarkStart w:id="24" w:name="client-information"/>
+    <w:bookmarkEnd w:id="20"/>
+    <w:bookmarkStart w:id="21" w:name="client-information"/>
     <w:p>
       <w:pPr>
         <w:pBdr>
@@ -867,8 +786,8 @@
         </w:pict>
       </w:r>
     </w:p>
-    <w:bookmarkEnd w:id="24"/>
-    <w:bookmarkStart w:id="25" w:name="quoted-items-services"/>
+    <w:bookmarkEnd w:id="21"/>
+    <w:bookmarkStart w:id="22" w:name="quoted-items-services"/>
     <w:p>
       <w:pPr>
         <w:pBdr>
@@ -1607,8 +1526,8 @@
         </w:pict>
       </w:r>
     </w:p>
-    <w:bookmarkEnd w:id="25"/>
-    <w:bookmarkStart w:id="26" w:name="optional-items-add-ons"/>
+    <w:bookmarkEnd w:id="22"/>
+    <w:bookmarkStart w:id="23" w:name="optional-items-add-ons"/>
     <w:p>
       <w:pPr>
         <w:pBdr>
@@ -1997,8 +1916,8 @@
         </w:pict>
       </w:r>
     </w:p>
-    <w:bookmarkEnd w:id="26"/>
-    <w:bookmarkStart w:id="27" w:name="pricing-summary"/>
+    <w:bookmarkEnd w:id="23"/>
+    <w:bookmarkStart w:id="24" w:name="pricing-summary"/>
     <w:p>
       <w:pPr>
         <w:pBdr>
@@ -2346,8 +2265,8 @@
         </w:pict>
       </w:r>
     </w:p>
-    <w:bookmarkEnd w:id="27"/>
-    <w:bookmarkStart w:id="28" w:name="delivery-implementation-timeline"/>
+    <w:bookmarkEnd w:id="24"/>
+    <w:bookmarkStart w:id="25" w:name="delivery-implementation-timeline"/>
     <w:p>
       <w:pPr>
         <w:pBdr>
@@ -2654,8 +2573,8 @@
         </w:pict>
       </w:r>
     </w:p>
-    <w:bookmarkEnd w:id="28"/>
-    <w:bookmarkStart w:id="30" w:name="payment-terms"/>
+    <w:bookmarkEnd w:id="25"/>
+    <w:bookmarkStart w:id="27" w:name="payment-terms"/>
     <w:p>
       <w:pPr>
         <w:pBdr>
@@ -2979,7 +2898,7 @@
         <w:t xml:space="preserve">Bank Transfer / Cheque / Other: __________________________________________</w:t>
       </w:r>
     </w:p>
-    <w:bookmarkStart w:id="29" w:name="bank-details"/>
+    <w:bookmarkStart w:id="26" w:name="bank-details"/>
     <w:p>
       <w:pPr>
         <w:pStyle w:val="Heading3"/>
@@ -3226,9 +3145,9 @@
         </w:pict>
       </w:r>
     </w:p>
-    <w:bookmarkEnd w:id="29"/>
-    <w:bookmarkEnd w:id="30"/>
-    <w:bookmarkStart w:id="31" w:name="terms-and-conditions"/>
+    <w:bookmarkEnd w:id="26"/>
+    <w:bookmarkEnd w:id="27"/>
+    <w:bookmarkStart w:id="28" w:name="terms-and-conditions"/>
     <w:p>
       <w:pPr>
         <w:pBdr>
@@ -3432,8 +3351,8 @@
         </w:pict>
       </w:r>
     </w:p>
-    <w:bookmarkEnd w:id="31"/>
-    <w:bookmarkStart w:id="32" w:name="client-acceptance"/>
+    <w:bookmarkEnd w:id="28"/>
+    <w:bookmarkStart w:id="29" w:name="client-acceptance"/>
     <w:p>
       <w:pPr>
         <w:pBdr>
@@ -3772,8 +3691,8 @@
         </w:pict>
       </w:r>
     </w:p>
-    <w:bookmarkEnd w:id="32"/>
-    <w:bookmarkStart w:id="33" w:name="pech-group-holdings-ltd-authorization"/>
+    <w:bookmarkEnd w:id="29"/>
+    <w:bookmarkStart w:id="30" w:name="pech-group-holdings-ltd-authorization"/>
     <w:p>
       <w:pPr>
         <w:pBdr>
@@ -4180,16 +4099,8 @@
         <w:t xml:space="preserve">Technology &amp; Infrastructure Enablers for People</w:t>
       </w:r>
     </w:p>
-    <w:bookmarkEnd w:id="33"/>
-    <w:bookmarkEnd w:id="34"/>
-    <w:sectPr>
-      <w:pgBorders w:offsetFrom="page">
-        <w:top w:val="single" w:sz="18" w:space="24" w:color="00BFFF"/>
-        <w:left w:val="single" w:sz="18" w:space="24" w:color="0099CC"/>
-        <w:bottom w:val="single" w:sz="18" w:space="24" w:color="F5A623"/>
-        <w:right w:val="single" w:sz="18" w:space="24" w:color="E08A00"/>
-      </w:pgBorders>
-    </w:sectPr>
+    <w:bookmarkEnd w:id="30"/>
+    <w:sectPr/>
     <w:p>
       <w:pPr>
         <w:pBdr>
